--- a/data/outputs/v2/Essential_Mathematics/SS1.2_Indices/Essential_Mathematics_Indices_FinalExplanation.docx
+++ b/data/outputs/v2/Essential_Mathematics/SS1.2_Indices/Essential_Mathematics_Indices_FinalExplanation.docx
@@ -38,6 +38,177 @@
           <w:szCs w:val="22"/>
         </w:rPr>
         <w:t xml:space="preserve">Student Assessment Document</w:t>
+      </w:r>
+    </w:p>
+    <w:p>
+      <w:pPr>
+        <w:spacing w:after="80" w:before="120"/>
+      </w:pPr>
+      <w:r>
+        <w:rPr>
+          <w:rFonts w:ascii="Arial" w:cs="Arial" w:eastAsia="Arial" w:hAnsi="Arial"/>
+          <w:b/>
+          <w:bCs/>
+          <w:color w:val="1F3864"/>
+          <w:sz w:val="20"/>
+          <w:szCs w:val="20"/>
+        </w:rPr>
+        <w:t xml:space="preserve">ATTRIBUTION AND LICENSING</w:t>
+      </w:r>
+    </w:p>
+    <w:p>
+      <w:pPr>
+        <w:spacing w:after="60" w:before="0"/>
+      </w:pPr>
+      <w:r>
+        <w:rPr>
+          <w:rFonts w:ascii="Arial" w:cs="Arial" w:eastAsia="Arial" w:hAnsi="Arial"/>
+          <w:b/>
+          <w:bCs/>
+          <w:sz w:val="17"/>
+          <w:szCs w:val="17"/>
+        </w:rPr>
+        <w:t xml:space="preserve">Curriculum Alignment: </w:t>
+      </w:r>
+      <w:r>
+        <w:rPr>
+          <w:rFonts w:ascii="Arial" w:cs="Arial" w:eastAsia="Arial" w:hAnsi="Arial"/>
+          <w:sz w:val="17"/>
+          <w:szCs w:val="17"/>
+        </w:rPr>
+        <w:t xml:space="preserve">Structured in pedagogical alignment with the competence-based curriculum format and learning outcomes established by the Kenya Institute of Curriculum Development (KICD). This material is independently developed and is not officially endorsed or published by KICD.</w:t>
+      </w:r>
+    </w:p>
+    <w:p>
+      <w:pPr>
+        <w:spacing w:after="60" w:before="0"/>
+      </w:pPr>
+      <w:r>
+        <w:rPr>
+          <w:rFonts w:ascii="Arial" w:cs="Arial" w:eastAsia="Arial" w:hAnsi="Arial"/>
+          <w:b/>
+          <w:bCs/>
+          <w:sz w:val="17"/>
+          <w:szCs w:val="17"/>
+        </w:rPr>
+        <w:t xml:space="preserve">Content &amp; Pedagogy: </w:t>
+      </w:r>
+      <w:r>
+        <w:rPr>
+          <w:rFonts w:ascii="Arial" w:cs="Arial" w:eastAsia="Arial" w:hAnsi="Arial"/>
+          <w:sz w:val="17"/>
+          <w:szCs w:val="17"/>
+        </w:rPr>
+        <w:t xml:space="preserve">Developed and adapted by the educator team at SeaVuria (registered 501(c)(3) in the United States and registered NGO in Kenya, No. 872-850A-BF11), who designed the pedagogical framework, lesson templates and exemplar lessons on which this material is based.</w:t>
+      </w:r>
+    </w:p>
+    <w:p>
+      <w:pPr>
+        <w:spacing w:after="60" w:before="0"/>
+      </w:pPr>
+      <w:r>
+        <w:rPr>
+          <w:rFonts w:ascii="Arial" w:cs="Arial" w:eastAsia="Arial" w:hAnsi="Arial"/>
+          <w:b/>
+          <w:bCs/>
+          <w:sz w:val="17"/>
+          <w:szCs w:val="17"/>
+        </w:rPr>
+        <w:t xml:space="preserve">Production &amp; Layout: </w:t>
+      </w:r>
+      <w:r>
+        <w:rPr>
+          <w:rFonts w:ascii="Arial" w:cs="Arial" w:eastAsia="Arial" w:hAnsi="Arial"/>
+          <w:sz w:val="17"/>
+          <w:szCs w:val="17"/>
+        </w:rPr>
+        <w:t xml:space="preserve">Educational design and curriculum sequencing by SeaVuria. Technical layout, structural formatting, and digital optimization/implementation executed in partnership with ARES Education (registered 501(c)(3) in the United States and Canada (as Afretech Aid) and registered NGO in Kenya), with lesson drafting and compilation assisted by AI (Claude, Anthropic).</w:t>
+      </w:r>
+    </w:p>
+    <w:p>
+      <w:pPr>
+        <w:pBdr>
+          <w:bottom w:val="single" w:color="1F3864" w:sz="6" w:space="6"/>
+        </w:pBdr>
+        <w:spacing w:after="60" w:before="0"/>
+      </w:pPr>
+      <w:r>
+        <w:rPr>
+          <w:rFonts w:ascii="Arial" w:cs="Arial" w:eastAsia="Arial" w:hAnsi="Arial"/>
+          <w:b/>
+          <w:bCs/>
+          <w:sz w:val="17"/>
+          <w:szCs w:val="17"/>
+        </w:rPr>
+        <w:t xml:space="preserve">Licensing &amp; Copyright: </w:t>
+      </w:r>
+      <w:r>
+        <w:rPr>
+          <w:rFonts w:ascii="Arial" w:cs="Arial" w:eastAsia="Arial" w:hAnsi="Arial"/>
+          <w:sz w:val="17"/>
+          <w:szCs w:val="17"/>
+        </w:rPr>
+        <w:t xml:space="preserve">© 2026 SeaVuria and ARES. This work is licensed under a </w:t>
+      </w:r>
+      <w:hyperlink w:history="1" r:id="rId8gbyaqzp2z7hxzhlg0hu0">
+        <w:r>
+          <w:rPr>
+            <w:rFonts w:ascii="Arial" w:cs="Arial" w:eastAsia="Arial" w:hAnsi="Arial"/>
+            <w:color w:val="1F6B75"/>
+            <w:sz w:val="17"/>
+            <w:szCs w:val="17"/>
+            <w:u w:val="single" w:color="1F6B75"/>
+          </w:rPr>
+          <w:t xml:space="preserve">Creative Commons Attribution-NonCommercial 4.0 International License</w:t>
+        </w:r>
+      </w:hyperlink>
+      <w:r>
+        <w:rPr>
+          <w:rFonts w:ascii="Arial" w:cs="Arial" w:eastAsia="Arial" w:hAnsi="Arial"/>
+          <w:sz w:val="17"/>
+          <w:szCs w:val="17"/>
+        </w:rPr>
+        <w:t xml:space="preserve"> (</w:t>
+      </w:r>
+      <w:hyperlink w:history="1" r:id="rId_-ipjis0dkzq0enmux8fg">
+        <w:r>
+          <w:rPr>
+            <w:rFonts w:ascii="Arial" w:cs="Arial" w:eastAsia="Arial" w:hAnsi="Arial"/>
+            <w:color w:val="1F6B75"/>
+            <w:sz w:val="17"/>
+            <w:szCs w:val="17"/>
+            <w:u w:val="single" w:color="1F6B75"/>
+          </w:rPr>
+          <w:t xml:space="preserve">CC BY-NC 4.0</w:t>
+        </w:r>
+      </w:hyperlink>
+      <w:r>
+        <w:rPr>
+          <w:rFonts w:ascii="Arial" w:cs="Arial" w:eastAsia="Arial" w:hAnsi="Arial"/>
+          <w:sz w:val="17"/>
+          <w:szCs w:val="17"/>
+        </w:rPr>
+        <w:t xml:space="preserve">). To view a copy of this license, visit </w:t>
+      </w:r>
+      <w:hyperlink w:history="1" r:id="rIdtzjyg-vlrmx5sxrgwyxvg">
+        <w:r>
+          <w:rPr>
+            <w:rFonts w:ascii="Arial" w:cs="Arial" w:eastAsia="Arial" w:hAnsi="Arial"/>
+            <w:color w:val="1F6B75"/>
+            <w:sz w:val="17"/>
+            <w:szCs w:val="17"/>
+            <w:u w:val="single" w:color="1F6B75"/>
+          </w:rPr>
+          <w:t xml:space="preserve">https://creativecommons.org/licenses/by-nc/4.0/</w:t>
+        </w:r>
+      </w:hyperlink>
+      <w:r>
+        <w:rPr>
+          <w:rFonts w:ascii="Arial" w:cs="Arial" w:eastAsia="Arial" w:hAnsi="Arial"/>
+          <w:sz w:val="17"/>
+          <w:szCs w:val="17"/>
+        </w:rPr>
+        <w:t xml:space="preserve">. You are free to copy, redistribute, and adapt this material in any medium or format, provided appropriate credit is given and the material is not used for commercial purposes. KICD learning outcomes and curriculum designations reproduced here for alignment purposes remain the property of KICD and are not covered by this license. Linked external resources (e.g. CK-12, Khan Academy, PhET) are subject to their own licenses.</w:t>
       </w:r>
     </w:p>
     <w:p>

--- a/data/outputs/v2/Essential_Mathematics/SS1.2_Indices/Essential_Mathematics_Indices_FinalExplanation.docx
+++ b/data/outputs/v2/Essential_Mathematics/SS1.2_Indices/Essential_Mathematics_Indices_FinalExplanation.docx
@@ -95,7 +95,7 @@
                 <w:sz w:val="22"/>
                 <w:szCs w:val="22"/>
               </w:rPr>
-              <w:t xml:space="preserve">FINAL EXPLANATION: ESSENTIAL MATHEMATICS – GRADE 10 | SUB-STRAND 1.2: INDICES</w:t>
+              <w:t xml:space="preserve">FINAL EXPLANATION: ESSENTIAL MATHEMATICS GRADE 10 – SUB-STRAND 1.2 INDICES: FINAL EXPLANATION</w:t>
             </w:r>
           </w:p>
         </w:tc>
@@ -422,7 +422,7 @@
                 <w:sz w:val="18"/>
                 <w:szCs w:val="18"/>
               </w:rPr>
-              <w:t xml:space="preserve">This is your Final Explanation document. Use it to write a complete, well-structured answer to the driving question. Read each section prompt carefully, study the exemplar response, and then write your own answer in your exercise book or on the platform. Your goal is to show that you truly understand — not just memorise — why indices exist and how their laws work. Write in full sentences, use mathematical notation correctly, and connect every idea back to real examples from Kenya and the world around you.</w:t>
+              <w:t xml:space="preserve">Final Explanation: Why do scientists, economists and farmers use small superscript numbers? Look back at the two cards from Lesson 1: Card A shows Kenya's 2019 Census figure 47,564,296 written in full, and Card B shows 4.8 × 10⁷. Answer every section in the space under the prompt. Write in full sentences, show your working line by line, and name the law of indices you use at each step. Use the ideas from all eight lessons: repeated multiplication, the product law, the quotient law, the zero-index law and the power-of-a-power law. Where a question asks you to explain, give a reason, not just an answer.</w:t>
             </w:r>
           </w:p>
         </w:tc>
@@ -450,14 +450,12 @@
         <w:tblLayout w:type="fixed"/>
       </w:tblPr>
       <w:tblGrid>
-        <w:gridCol w:w="3000"/>
-        <w:gridCol w:w="10680"/>
+        <w:gridCol w:w="13680"/>
       </w:tblGrid>
       <w:tr>
         <w:tc>
           <w:tcPr>
             <w:tcW w:type="dxa" w:w="13680"/>
-            <w:gridSpan w:val="2"/>
             <w:shd w:fill="1F3864" w:color="auto" w:val="clear"/>
             <w:tcMar>
               <w:top w:type="dxa" w:w="60"/>
@@ -483,15 +481,15 @@
                 <w:sz w:val="22"/>
                 <w:szCs w:val="22"/>
               </w:rPr>
-              <w:t xml:space="preserve">Section 1: Why Do We Need Indices? (The Problem with Big and Small Numbers)</w:t>
-            </w:r>
-          </w:p>
-        </w:tc>
-      </w:tr>
-      <w:tr>
-        <w:tc>
-          <w:tcPr>
-            <w:tcW w:type="dxa" w:w="3000"/>
+              <w:t xml:space="preserve">Part 1: Reading the small superscript number</w:t>
+            </w:r>
+          </w:p>
+        </w:tc>
+      </w:tr>
+      <w:tr>
+        <w:tc>
+          <w:tcPr>
+            <w:tcW w:type="dxa" w:w="13680"/>
             <w:shd w:fill="D9EEF1" w:color="auto" w:val="clear"/>
             <w:tcMar>
               <w:top w:type="dxa" w:w="60"/>
@@ -517,13 +515,18 @@
                 <w:sz w:val="18"/>
                 <w:szCs w:val="18"/>
               </w:rPr>
-              <w:t xml:space="preserve">Explain why scientists, economists, and government planners use index notation instead of writing numbers out in full. Use the Kenya 2019 Census figure as your starting point. What problem does index notation solve, and what is the general meaning of the expression aⁿ?</w:t>
-            </w:r>
-          </w:p>
-        </w:tc>
-        <w:tc>
-          <w:tcPr>
-            <w:tcW w:type="dxa" w:w="10680"/>
+              <w:t xml:space="preserve">Look again at Card B: 4.8 × 10⁷. (a) Name the base and the index (power) in 10⁷, and say what each one tells you. (b) Write 10⁷ as repeated multiplication and give its value in ordinary form. (c) Explain why Card B uses a superscript 7 when Card A is the Census figure 47,564,296. Why is Card B shorter, easier to compare and less likely to be misread? (d) Write 2⁵ as repeated multiplication and evaluate it.</w:t>
+            </w:r>
+          </w:p>
+        </w:tc>
+      </w:tr>
+      <w:tr>
+        <w:trPr>
+          <w:trHeight w:val="4200" w:hRule="atLeast"/>
+        </w:trPr>
+        <w:tc>
+          <w:tcPr>
+            <w:tcW w:type="dxa" w:w="13680"/>
             <w:shd w:fill="FFFFFF" w:color="auto" w:val="clear"/>
             <w:tcMar>
               <w:top w:type="dxa" w:w="60"/>
@@ -543,89 +546,13 @@
                 <w:rFonts w:ascii="Arial" w:cs="Arial" w:eastAsia="Arial" w:hAnsi="Arial"/>
                 <w:b w:val="false"/>
                 <w:bCs w:val="false"/>
-                <w:i w:val="false"/>
-                <w:iCs w:val="false"/>
-                <w:color w:val="000000"/>
-                <w:sz w:val="18"/>
-                <w:szCs w:val="18"/>
-              </w:rPr>
-              <w:t xml:space="preserve">When Kenya conducted its 2019 National Population and Housing Census, the total population recorded was 47,564,296 people. Written out in full like that, the number is already difficult to read — imagine trying to compare it with the population of Africa (about 1,340,000,000) or the number of bacteria in a teaspoon of soil (roughly 1,000,000,000,000). Each extra zero is a chance to make a mistake, and multiplying or dividing such numbers by hand becomes a nightmare.</w:t>
-            </w:r>
-          </w:p>
-          <w:p>
-            <w:pPr>
-              <w:spacing w:after="40" w:before="0"/>
-              <w:jc w:val="left"/>
-            </w:pPr>
-            <w:r>
-              <w:rPr>
-                <w:rFonts w:ascii="Arial" w:cs="Arial" w:eastAsia="Arial" w:hAnsi="Arial"/>
-                <w:b w:val="false"/>
-                <w:bCs w:val="false"/>
-                <w:i w:val="false"/>
-                <w:iCs w:val="false"/>
-                <w:color w:val="000000"/>
-                <w:sz w:val="18"/>
-                <w:szCs w:val="18"/>
-              </w:rPr>
-              <w:t xml:space="preserve"/>
-            </w:r>
-          </w:p>
-          <w:p>
-            <w:pPr>
-              <w:spacing w:after="40" w:before="0"/>
-              <w:jc w:val="left"/>
-            </w:pPr>
-            <w:r>
-              <w:rPr>
-                <w:rFonts w:ascii="Arial" w:cs="Arial" w:eastAsia="Arial" w:hAnsi="Arial"/>
-                <w:b w:val="false"/>
-                <w:bCs w:val="false"/>
-                <w:i w:val="false"/>
-                <w:iCs w:val="false"/>
-                <w:color w:val="000000"/>
-                <w:sz w:val="18"/>
-                <w:szCs w:val="18"/>
-              </w:rPr>
-              <w:t xml:space="preserve">Index notation solves this problem by using repeated multiplication in a compact form. Instead of writing 10 × 10 × 10 × 10 × 10 × 10 × 10, you write 10⁷ — the base 10 tells you what is being multiplied, and the index (or exponent) 7 tells you how many times. In general, the expression aⁿ means 'multiply the base a by itself n times': aⁿ = a × a × a × … × a (n times).</w:t>
-            </w:r>
-          </w:p>
-          <w:p>
-            <w:pPr>
-              <w:spacing w:after="40" w:before="0"/>
-              <w:jc w:val="left"/>
-            </w:pPr>
-            <w:r>
-              <w:rPr>
-                <w:rFonts w:ascii="Arial" w:cs="Arial" w:eastAsia="Arial" w:hAnsi="Arial"/>
-                <w:b w:val="false"/>
-                <w:bCs w:val="false"/>
-                <w:i w:val="false"/>
-                <w:iCs w:val="false"/>
-                <w:color w:val="000000"/>
-                <w:sz w:val="18"/>
-                <w:szCs w:val="18"/>
-              </w:rPr>
-              <w:t xml:space="preserve"/>
-            </w:r>
-          </w:p>
-          <w:p>
-            <w:pPr>
-              <w:spacing w:after="40" w:before="0"/>
-              <w:jc w:val="left"/>
-            </w:pPr>
-            <w:r>
-              <w:rPr>
-                <w:rFonts w:ascii="Arial" w:cs="Arial" w:eastAsia="Arial" w:hAnsi="Arial"/>
-                <w:b w:val="false"/>
-                <w:bCs w:val="false"/>
-                <w:i w:val="false"/>
-                <w:iCs w:val="false"/>
-                <w:color w:val="000000"/>
-                <w:sz w:val="18"/>
-                <w:szCs w:val="18"/>
-              </w:rPr>
-              <w:t xml:space="preserve">So 47,564,296 can be approximated as 4.8 × 10⁷. The tiny superscript 7 carries enormous information in a single symbol. This is why a Kenya Meteorological Department scientist recording rainfall in microlitres, a CBK economist tracking national debt in billions of shillings, or a Rift Valley maize farmer calculating fertiliser concentrations all reach for index notation — it makes huge and tiny quantities manageable, comparable, and far less likely to be misread.</w:t>
+                <w:i/>
+                <w:iCs/>
+                <w:color w:val="808080"/>
+                <w:sz w:val="18"/>
+                <w:szCs w:val="18"/>
+              </w:rPr>
+              <w:t xml:space="preserve">Write your answer here:</w:t>
             </w:r>
           </w:p>
         </w:tc>
@@ -653,14 +580,12 @@
         <w:tblLayout w:type="fixed"/>
       </w:tblPr>
       <w:tblGrid>
-        <w:gridCol w:w="3000"/>
-        <w:gridCol w:w="10680"/>
+        <w:gridCol w:w="13680"/>
       </w:tblGrid>
       <w:tr>
         <w:tc>
           <w:tcPr>
             <w:tcW w:type="dxa" w:w="13680"/>
-            <w:gridSpan w:val="2"/>
             <w:shd w:fill="1F3864" w:color="auto" w:val="clear"/>
             <w:tcMar>
               <w:top w:type="dxa" w:w="60"/>
@@ -686,15 +611,15 @@
                 <w:sz w:val="22"/>
                 <w:szCs w:val="22"/>
               </w:rPr>
-              <w:t xml:space="preserve">Section 2: The Multiplication and Division Laws of Indices</w:t>
-            </w:r>
-          </w:p>
-        </w:tc>
-      </w:tr>
-      <w:tr>
-        <w:tc>
-          <w:tcPr>
-            <w:tcW w:type="dxa" w:w="3000"/>
+              <w:t xml:space="preserve">Part 2: The product law and projecting the population</w:t>
+            </w:r>
+          </w:p>
+        </w:tc>
+      </w:tr>
+      <w:tr>
+        <w:tc>
+          <w:tcPr>
+            <w:tcW w:type="dxa" w:w="13680"/>
             <w:shd w:fill="D9EEF1" w:color="auto" w:val="clear"/>
             <w:tcMar>
               <w:top w:type="dxa" w:w="60"/>
@@ -720,13 +645,18 @@
                 <w:sz w:val="18"/>
                 <w:szCs w:val="18"/>
               </w:rPr>
-              <w:t xml:space="preserve">State and explain the multiplication law (aᵐ × aⁿ = aᵐ⁺ⁿ) and the division law (aᵐ ÷ aⁿ = aᵐ⁻ⁿ). Show clearly WHY each law works by expanding the repeated multiplication. Give a real-life example for each law.</w:t>
-            </w:r>
-          </w:p>
-        </w:tc>
-        <w:tc>
-          <w:tcPr>
-            <w:tcW w:type="dxa" w:w="10680"/>
+              <w:t xml:space="preserve">(a) Expand 10² × 10³ fully as repeated multiplication, count all the factors, and write the answer as a single power of 10. (b) Use your working to explain in words why multiplying powers with the same base means adding the indices. Write the general law using a, m and n. (c) Suppose Kenya's population of about 4.8 × 10⁷ were projected to grow by a factor of 10². Use the product law to write the projected population in the form a × 10ⁿ. Explain why this is quicker than multiplying out the full numbers.</w:t>
+            </w:r>
+          </w:p>
+        </w:tc>
+      </w:tr>
+      <w:tr>
+        <w:trPr>
+          <w:trHeight w:val="4200" w:hRule="atLeast"/>
+        </w:trPr>
+        <w:tc>
+          <w:tcPr>
+            <w:tcW w:type="dxa" w:w="13680"/>
             <w:shd w:fill="FFFFFF" w:color="auto" w:val="clear"/>
             <w:tcMar>
               <w:top w:type="dxa" w:w="60"/>
@@ -746,355 +676,13 @@
                 <w:rFonts w:ascii="Arial" w:cs="Arial" w:eastAsia="Arial" w:hAnsi="Arial"/>
                 <w:b w:val="false"/>
                 <w:bCs w:val="false"/>
-                <w:i w:val="false"/>
-                <w:iCs w:val="false"/>
-                <w:color w:val="000000"/>
-                <w:sz w:val="18"/>
-                <w:szCs w:val="18"/>
-              </w:rPr>
-              <w:t xml:space="preserve">The Multiplication Law — aᵐ × aⁿ = aᵐ⁺ⁿ</w:t>
-            </w:r>
-          </w:p>
-          <w:p>
-            <w:pPr>
-              <w:spacing w:after="40" w:before="0"/>
-              <w:jc w:val="left"/>
-            </w:pPr>
-            <w:r>
-              <w:rPr>
-                <w:rFonts w:ascii="Arial" w:cs="Arial" w:eastAsia="Arial" w:hAnsi="Arial"/>
-                <w:b w:val="false"/>
-                <w:bCs w:val="false"/>
-                <w:i w:val="false"/>
-                <w:iCs w:val="false"/>
-                <w:color w:val="000000"/>
-                <w:sz w:val="18"/>
-                <w:szCs w:val="18"/>
-              </w:rPr>
-              <w:t xml:space="preserve"/>
-            </w:r>
-          </w:p>
-          <w:p>
-            <w:pPr>
-              <w:spacing w:after="40" w:before="0"/>
-              <w:jc w:val="left"/>
-            </w:pPr>
-            <w:r>
-              <w:rPr>
-                <w:rFonts w:ascii="Arial" w:cs="Arial" w:eastAsia="Arial" w:hAnsi="Arial"/>
-                <w:b w:val="false"/>
-                <w:bCs w:val="false"/>
-                <w:i w:val="false"/>
-                <w:iCs w:val="false"/>
-                <w:color w:val="000000"/>
-                <w:sz w:val="18"/>
-                <w:szCs w:val="18"/>
-              </w:rPr>
-              <w:t xml:space="preserve">This law says: when you multiply two powers that have the SAME base, you simply ADD the indices. But why? Expand both powers to see:</w:t>
-            </w:r>
-          </w:p>
-          <w:p>
-            <w:pPr>
-              <w:spacing w:after="40" w:before="0"/>
-              <w:jc w:val="left"/>
-            </w:pPr>
-            <w:r>
-              <w:rPr>
-                <w:rFonts w:ascii="Arial" w:cs="Arial" w:eastAsia="Arial" w:hAnsi="Arial"/>
-                <w:b w:val="false"/>
-                <w:bCs w:val="false"/>
-                <w:i w:val="false"/>
-                <w:iCs w:val="false"/>
-                <w:color w:val="000000"/>
-                <w:sz w:val="18"/>
-                <w:szCs w:val="18"/>
-              </w:rPr>
-              <w:t xml:space="preserve"/>
-            </w:r>
-          </w:p>
-          <w:p>
-            <w:pPr>
-              <w:spacing w:after="40" w:before="0"/>
-              <w:jc w:val="left"/>
-            </w:pPr>
-            <w:r>
-              <w:rPr>
-                <w:rFonts w:ascii="Arial" w:cs="Arial" w:eastAsia="Arial" w:hAnsi="Arial"/>
-                <w:b w:val="false"/>
-                <w:bCs w:val="false"/>
-                <w:i w:val="false"/>
-                <w:iCs w:val="false"/>
-                <w:color w:val="000000"/>
-                <w:sz w:val="18"/>
-                <w:szCs w:val="18"/>
-              </w:rPr>
-              <w:t xml:space="preserve">   a³ × a⁴ = (a × a × a) × (a × a × a × a) = a⁷</w:t>
-            </w:r>
-          </w:p>
-          <w:p>
-            <w:pPr>
-              <w:spacing w:after="40" w:before="0"/>
-              <w:jc w:val="left"/>
-            </w:pPr>
-            <w:r>
-              <w:rPr>
-                <w:rFonts w:ascii="Arial" w:cs="Arial" w:eastAsia="Arial" w:hAnsi="Arial"/>
-                <w:b w:val="false"/>
-                <w:bCs w:val="false"/>
-                <w:i w:val="false"/>
-                <w:iCs w:val="false"/>
-                <w:color w:val="000000"/>
-                <w:sz w:val="18"/>
-                <w:szCs w:val="18"/>
-              </w:rPr>
-              <w:t xml:space="preserve"/>
-            </w:r>
-          </w:p>
-          <w:p>
-            <w:pPr>
-              <w:spacing w:after="40" w:before="0"/>
-              <w:jc w:val="left"/>
-            </w:pPr>
-            <w:r>
-              <w:rPr>
-                <w:rFonts w:ascii="Arial" w:cs="Arial" w:eastAsia="Arial" w:hAnsi="Arial"/>
-                <w:b w:val="false"/>
-                <w:bCs w:val="false"/>
-                <w:i w:val="false"/>
-                <w:iCs w:val="false"/>
-                <w:color w:val="000000"/>
-                <w:sz w:val="18"/>
-                <w:szCs w:val="18"/>
-              </w:rPr>
-              <w:t xml:space="preserve">You are not doing anything magical — you are just counting how many times a appears as a factor altogether: 3 + 4 = 7. The base stays the same; the indices add.</w:t>
-            </w:r>
-          </w:p>
-          <w:p>
-            <w:pPr>
-              <w:spacing w:after="40" w:before="0"/>
-              <w:jc w:val="left"/>
-            </w:pPr>
-            <w:r>
-              <w:rPr>
-                <w:rFonts w:ascii="Arial" w:cs="Arial" w:eastAsia="Arial" w:hAnsi="Arial"/>
-                <w:b w:val="false"/>
-                <w:bCs w:val="false"/>
-                <w:i w:val="false"/>
-                <w:iCs w:val="false"/>
-                <w:color w:val="000000"/>
-                <w:sz w:val="18"/>
-                <w:szCs w:val="18"/>
-              </w:rPr>
-              <w:t xml:space="preserve"/>
-            </w:r>
-          </w:p>
-          <w:p>
-            <w:pPr>
-              <w:spacing w:after="40" w:before="0"/>
-              <w:jc w:val="left"/>
-            </w:pPr>
-            <w:r>
-              <w:rPr>
-                <w:rFonts w:ascii="Arial" w:cs="Arial" w:eastAsia="Arial" w:hAnsi="Arial"/>
-                <w:b w:val="false"/>
-                <w:bCs w:val="false"/>
-                <w:i w:val="false"/>
-                <w:iCs w:val="false"/>
-                <w:color w:val="000000"/>
-                <w:sz w:val="18"/>
-                <w:szCs w:val="18"/>
-              </w:rPr>
-              <w:t xml:space="preserve">Real-life example: A scientist at the Kenya Medical Research Institute (KEMRI) is studying a bacterial culture. At hour zero there are 10³ bacteria. Every hour the population multiplies by 10². After one such hour the population is 10³ × 10² = 10⁵ = 100,000 bacteria. Adding indices (3 + 2 = 5) gives the answer instantly — no long multiplication needed.</w:t>
-            </w:r>
-          </w:p>
-          <w:p>
-            <w:pPr>
-              <w:spacing w:after="40" w:before="0"/>
-              <w:jc w:val="left"/>
-            </w:pPr>
-            <w:r>
-              <w:rPr>
-                <w:rFonts w:ascii="Arial" w:cs="Arial" w:eastAsia="Arial" w:hAnsi="Arial"/>
-                <w:b w:val="false"/>
-                <w:bCs w:val="false"/>
-                <w:i w:val="false"/>
-                <w:iCs w:val="false"/>
-                <w:color w:val="000000"/>
-                <w:sz w:val="18"/>
-                <w:szCs w:val="18"/>
-              </w:rPr>
-              <w:t xml:space="preserve"/>
-            </w:r>
-          </w:p>
-          <w:p>
-            <w:pPr>
-              <w:spacing w:after="40" w:before="0"/>
-              <w:jc w:val="left"/>
-            </w:pPr>
-            <w:r>
-              <w:rPr>
-                <w:rFonts w:ascii="Arial" w:cs="Arial" w:eastAsia="Arial" w:hAnsi="Arial"/>
-                <w:b w:val="false"/>
-                <w:bCs w:val="false"/>
-                <w:i w:val="false"/>
-                <w:iCs w:val="false"/>
-                <w:color w:val="000000"/>
-                <w:sz w:val="18"/>
-                <w:szCs w:val="18"/>
-              </w:rPr>
-              <w:t xml:space="preserve">The Division Law — aᵐ ÷ aⁿ = aᵐ⁻ⁿ</w:t>
-            </w:r>
-          </w:p>
-          <w:p>
-            <w:pPr>
-              <w:spacing w:after="40" w:before="0"/>
-              <w:jc w:val="left"/>
-            </w:pPr>
-            <w:r>
-              <w:rPr>
-                <w:rFonts w:ascii="Arial" w:cs="Arial" w:eastAsia="Arial" w:hAnsi="Arial"/>
-                <w:b w:val="false"/>
-                <w:bCs w:val="false"/>
-                <w:i w:val="false"/>
-                <w:iCs w:val="false"/>
-                <w:color w:val="000000"/>
-                <w:sz w:val="18"/>
-                <w:szCs w:val="18"/>
-              </w:rPr>
-              <w:t xml:space="preserve"/>
-            </w:r>
-          </w:p>
-          <w:p>
-            <w:pPr>
-              <w:spacing w:after="40" w:before="0"/>
-              <w:jc w:val="left"/>
-            </w:pPr>
-            <w:r>
-              <w:rPr>
-                <w:rFonts w:ascii="Arial" w:cs="Arial" w:eastAsia="Arial" w:hAnsi="Arial"/>
-                <w:b w:val="false"/>
-                <w:bCs w:val="false"/>
-                <w:i w:val="false"/>
-                <w:iCs w:val="false"/>
-                <w:color w:val="000000"/>
-                <w:sz w:val="18"/>
-                <w:szCs w:val="18"/>
-              </w:rPr>
-              <w:t xml:space="preserve">This law says: when you DIVIDE two powers with the same base, SUBTRACT the indices. Again, expand to see why:</w:t>
-            </w:r>
-          </w:p>
-          <w:p>
-            <w:pPr>
-              <w:spacing w:after="40" w:before="0"/>
-              <w:jc w:val="left"/>
-            </w:pPr>
-            <w:r>
-              <w:rPr>
-                <w:rFonts w:ascii="Arial" w:cs="Arial" w:eastAsia="Arial" w:hAnsi="Arial"/>
-                <w:b w:val="false"/>
-                <w:bCs w:val="false"/>
-                <w:i w:val="false"/>
-                <w:iCs w:val="false"/>
-                <w:color w:val="000000"/>
-                <w:sz w:val="18"/>
-                <w:szCs w:val="18"/>
-              </w:rPr>
-              <w:t xml:space="preserve"/>
-            </w:r>
-          </w:p>
-          <w:p>
-            <w:pPr>
-              <w:spacing w:after="40" w:before="0"/>
-              <w:jc w:val="left"/>
-            </w:pPr>
-            <w:r>
-              <w:rPr>
-                <w:rFonts w:ascii="Arial" w:cs="Arial" w:eastAsia="Arial" w:hAnsi="Arial"/>
-                <w:b w:val="false"/>
-                <w:bCs w:val="false"/>
-                <w:i w:val="false"/>
-                <w:iCs w:val="false"/>
-                <w:color w:val="000000"/>
-                <w:sz w:val="18"/>
-                <w:szCs w:val="18"/>
-              </w:rPr>
-              <w:t xml:space="preserve">   a⁵ ÷ a² = (a × a × a × a × a) ÷ (a × a) = a × a × a = a³</w:t>
-            </w:r>
-          </w:p>
-          <w:p>
-            <w:pPr>
-              <w:spacing w:after="40" w:before="0"/>
-              <w:jc w:val="left"/>
-            </w:pPr>
-            <w:r>
-              <w:rPr>
-                <w:rFonts w:ascii="Arial" w:cs="Arial" w:eastAsia="Arial" w:hAnsi="Arial"/>
-                <w:b w:val="false"/>
-                <w:bCs w:val="false"/>
-                <w:i w:val="false"/>
-                <w:iCs w:val="false"/>
-                <w:color w:val="000000"/>
-                <w:sz w:val="18"/>
-                <w:szCs w:val="18"/>
-              </w:rPr>
-              <w:t xml:space="preserve"/>
-            </w:r>
-          </w:p>
-          <w:p>
-            <w:pPr>
-              <w:spacing w:after="40" w:before="0"/>
-              <w:jc w:val="left"/>
-            </w:pPr>
-            <w:r>
-              <w:rPr>
-                <w:rFonts w:ascii="Arial" w:cs="Arial" w:eastAsia="Arial" w:hAnsi="Arial"/>
-                <w:b w:val="false"/>
-                <w:bCs w:val="false"/>
-                <w:i w:val="false"/>
-                <w:iCs w:val="false"/>
-                <w:color w:val="000000"/>
-                <w:sz w:val="18"/>
-                <w:szCs w:val="18"/>
-              </w:rPr>
-              <w:t xml:space="preserve">Two factors of a in the numerator cancel with two in the denominator, leaving 5 − 2 = 3 factors.</w:t>
-            </w:r>
-          </w:p>
-          <w:p>
-            <w:pPr>
-              <w:spacing w:after="40" w:before="0"/>
-              <w:jc w:val="left"/>
-            </w:pPr>
-            <w:r>
-              <w:rPr>
-                <w:rFonts w:ascii="Arial" w:cs="Arial" w:eastAsia="Arial" w:hAnsi="Arial"/>
-                <w:b w:val="false"/>
-                <w:bCs w:val="false"/>
-                <w:i w:val="false"/>
-                <w:iCs w:val="false"/>
-                <w:color w:val="000000"/>
-                <w:sz w:val="18"/>
-                <w:szCs w:val="18"/>
-              </w:rPr>
-              <w:t xml:space="preserve"/>
-            </w:r>
-          </w:p>
-          <w:p>
-            <w:pPr>
-              <w:spacing w:after="40" w:before="0"/>
-              <w:jc w:val="left"/>
-            </w:pPr>
-            <w:r>
-              <w:rPr>
-                <w:rFonts w:ascii="Arial" w:cs="Arial" w:eastAsia="Arial" w:hAnsi="Arial"/>
-                <w:b w:val="false"/>
-                <w:bCs w:val="false"/>
-                <w:i w:val="false"/>
-                <w:iCs w:val="false"/>
-                <w:color w:val="000000"/>
-                <w:sz w:val="18"/>
-                <w:szCs w:val="18"/>
-              </w:rPr>
-              <w:t xml:space="preserve">Real-life example: A Kericho tea estate stores 10⁶ litres of water in its reservoir. Each irrigation cycle uses 10⁴ litres. The number of full cycles possible is 10⁶ ÷ 10⁴ = 10² = 100 cycles. Subtracting indices (6 − 4 = 2) gives the answer in one step.</w:t>
+                <w:i/>
+                <w:iCs/>
+                <w:color w:val="808080"/>
+                <w:sz w:val="18"/>
+                <w:szCs w:val="18"/>
+              </w:rPr>
+              <w:t xml:space="preserve">Write your answer here:</w:t>
             </w:r>
           </w:p>
         </w:tc>
@@ -1122,14 +710,12 @@
         <w:tblLayout w:type="fixed"/>
       </w:tblPr>
       <w:tblGrid>
-        <w:gridCol w:w="3000"/>
-        <w:gridCol w:w="10680"/>
+        <w:gridCol w:w="13680"/>
       </w:tblGrid>
       <w:tr>
         <w:tc>
           <w:tcPr>
             <w:tcW w:type="dxa" w:w="13680"/>
-            <w:gridSpan w:val="2"/>
             <w:shd w:fill="1F3864" w:color="auto" w:val="clear"/>
             <w:tcMar>
               <w:top w:type="dxa" w:w="60"/>
@@ -1155,15 +741,15 @@
                 <w:sz w:val="22"/>
                 <w:szCs w:val="22"/>
               </w:rPr>
-              <w:t xml:space="preserve">Section 3: The Power Law and the Zero Index</w:t>
-            </w:r>
-          </w:p>
-        </w:tc>
-      </w:tr>
-      <w:tr>
-        <w:tc>
-          <w:tcPr>
-            <w:tcW w:type="dxa" w:w="3000"/>
+              <w:t xml:space="preserve">Part 3: Division and the surprising power zero</w:t>
+            </w:r>
+          </w:p>
+        </w:tc>
+      </w:tr>
+      <w:tr>
+        <w:tc>
+          <w:tcPr>
+            <w:tcW w:type="dxa" w:w="13680"/>
             <w:shd w:fill="D9EEF1" w:color="auto" w:val="clear"/>
             <w:tcMar>
               <w:top w:type="dxa" w:w="60"/>
@@ -1189,13 +775,18 @@
                 <w:sz w:val="18"/>
                 <w:szCs w:val="18"/>
               </w:rPr>
-              <w:t xml:space="preserve">Explain the power of a power law — (aᵐ)ⁿ = aᵐⁿ — and prove why any non-zero number raised to the power zero equals exactly 1. Many students find the zero index surprising; your explanation should show it is not a coincidence or a rule someone made up, but a logical consequence of the division law.</w:t>
-            </w:r>
-          </w:p>
-        </w:tc>
-        <w:tc>
-          <w:tcPr>
-            <w:tcW w:type="dxa" w:w="10680"/>
+              <w:t xml:space="preserve">(a) Expand 2⁵ ÷ 2² as a fraction, cancel the common factors, and write the answer as a single power. State the quotient law for aᵐ ÷ aⁿ. (b) Now work out 2³ ÷ 2³ in two ways: first by the quotient law, then by ordinary arithmetic. What do the two results tell you about 2⁰? (c) A classmate says: 'Zero copies of a number must be zero, so a⁰ = 0.' Use your results from (b) to explain whether your classmate is right.</w:t>
+            </w:r>
+          </w:p>
+        </w:tc>
+      </w:tr>
+      <w:tr>
+        <w:trPr>
+          <w:trHeight w:val="4200" w:hRule="atLeast"/>
+        </w:trPr>
+        <w:tc>
+          <w:tcPr>
+            <w:tcW w:type="dxa" w:w="13680"/>
             <w:shd w:fill="FFFFFF" w:color="auto" w:val="clear"/>
             <w:tcMar>
               <w:top w:type="dxa" w:w="60"/>
@@ -1215,393 +806,13 @@
                 <w:rFonts w:ascii="Arial" w:cs="Arial" w:eastAsia="Arial" w:hAnsi="Arial"/>
                 <w:b w:val="false"/>
                 <w:bCs w:val="false"/>
-                <w:i w:val="false"/>
-                <w:iCs w:val="false"/>
-                <w:color w:val="000000"/>
-                <w:sz w:val="18"/>
-                <w:szCs w:val="18"/>
-              </w:rPr>
-              <w:t xml:space="preserve">The Power of a Power Law — (aᵐ)ⁿ = aᵐⁿ</w:t>
-            </w:r>
-          </w:p>
-          <w:p>
-            <w:pPr>
-              <w:spacing w:after="40" w:before="0"/>
-              <w:jc w:val="left"/>
-            </w:pPr>
-            <w:r>
-              <w:rPr>
-                <w:rFonts w:ascii="Arial" w:cs="Arial" w:eastAsia="Arial" w:hAnsi="Arial"/>
-                <w:b w:val="false"/>
-                <w:bCs w:val="false"/>
-                <w:i w:val="false"/>
-                <w:iCs w:val="false"/>
-                <w:color w:val="000000"/>
-                <w:sz w:val="18"/>
-                <w:szCs w:val="18"/>
-              </w:rPr>
-              <w:t xml:space="preserve"/>
-            </w:r>
-          </w:p>
-          <w:p>
-            <w:pPr>
-              <w:spacing w:after="40" w:before="0"/>
-              <w:jc w:val="left"/>
-            </w:pPr>
-            <w:r>
-              <w:rPr>
-                <w:rFonts w:ascii="Arial" w:cs="Arial" w:eastAsia="Arial" w:hAnsi="Arial"/>
-                <w:b w:val="false"/>
-                <w:bCs w:val="false"/>
-                <w:i w:val="false"/>
-                <w:iCs w:val="false"/>
-                <w:color w:val="000000"/>
-                <w:sz w:val="18"/>
-                <w:szCs w:val="18"/>
-              </w:rPr>
-              <w:t xml:space="preserve">When a power is itself raised to another power, multiply the indices. Here is why:</w:t>
-            </w:r>
-          </w:p>
-          <w:p>
-            <w:pPr>
-              <w:spacing w:after="40" w:before="0"/>
-              <w:jc w:val="left"/>
-            </w:pPr>
-            <w:r>
-              <w:rPr>
-                <w:rFonts w:ascii="Arial" w:cs="Arial" w:eastAsia="Arial" w:hAnsi="Arial"/>
-                <w:b w:val="false"/>
-                <w:bCs w:val="false"/>
-                <w:i w:val="false"/>
-                <w:iCs w:val="false"/>
-                <w:color w:val="000000"/>
-                <w:sz w:val="18"/>
-                <w:szCs w:val="18"/>
-              </w:rPr>
-              <w:t xml:space="preserve"/>
-            </w:r>
-          </w:p>
-          <w:p>
-            <w:pPr>
-              <w:spacing w:after="40" w:before="0"/>
-              <w:jc w:val="left"/>
-            </w:pPr>
-            <w:r>
-              <w:rPr>
-                <w:rFonts w:ascii="Arial" w:cs="Arial" w:eastAsia="Arial" w:hAnsi="Arial"/>
-                <w:b w:val="false"/>
-                <w:bCs w:val="false"/>
-                <w:i w:val="false"/>
-                <w:iCs w:val="false"/>
-                <w:color w:val="000000"/>
-                <w:sz w:val="18"/>
-                <w:szCs w:val="18"/>
-              </w:rPr>
-              <w:t xml:space="preserve">   (a²)³ = a² × a² × a² = (a × a) × (a × a) × (a × a) = a⁶</w:t>
-            </w:r>
-          </w:p>
-          <w:p>
-            <w:pPr>
-              <w:spacing w:after="40" w:before="0"/>
-              <w:jc w:val="left"/>
-            </w:pPr>
-            <w:r>
-              <w:rPr>
-                <w:rFonts w:ascii="Arial" w:cs="Arial" w:eastAsia="Arial" w:hAnsi="Arial"/>
-                <w:b w:val="false"/>
-                <w:bCs w:val="false"/>
-                <w:i w:val="false"/>
-                <w:iCs w:val="false"/>
-                <w:color w:val="000000"/>
-                <w:sz w:val="18"/>
-                <w:szCs w:val="18"/>
-              </w:rPr>
-              <w:t xml:space="preserve"/>
-            </w:r>
-          </w:p>
-          <w:p>
-            <w:pPr>
-              <w:spacing w:after="40" w:before="0"/>
-              <w:jc w:val="left"/>
-            </w:pPr>
-            <w:r>
-              <w:rPr>
-                <w:rFonts w:ascii="Arial" w:cs="Arial" w:eastAsia="Arial" w:hAnsi="Arial"/>
-                <w:b w:val="false"/>
-                <w:bCs w:val="false"/>
-                <w:i w:val="false"/>
-                <w:iCs w:val="false"/>
-                <w:color w:val="000000"/>
-                <w:sz w:val="18"/>
-                <w:szCs w:val="18"/>
-              </w:rPr>
-              <w:t xml:space="preserve">You multiplied a² three times, so you added the index 2 exactly 3 times: 2 + 2 + 2 = 2 × 3 = 6. Repeated addition of the same index is just multiplication, so (aᵐ)ⁿ = aᵐⁿ.</w:t>
-            </w:r>
-          </w:p>
-          <w:p>
-            <w:pPr>
-              <w:spacing w:after="40" w:before="0"/>
-              <w:jc w:val="left"/>
-            </w:pPr>
-            <w:r>
-              <w:rPr>
-                <w:rFonts w:ascii="Arial" w:cs="Arial" w:eastAsia="Arial" w:hAnsi="Arial"/>
-                <w:b w:val="false"/>
-                <w:bCs w:val="false"/>
-                <w:i w:val="false"/>
-                <w:iCs w:val="false"/>
-                <w:color w:val="000000"/>
-                <w:sz w:val="18"/>
-                <w:szCs w:val="18"/>
-              </w:rPr>
-              <w:t xml:space="preserve"/>
-            </w:r>
-          </w:p>
-          <w:p>
-            <w:pPr>
-              <w:spacing w:after="40" w:before="0"/>
-              <w:jc w:val="left"/>
-            </w:pPr>
-            <w:r>
-              <w:rPr>
-                <w:rFonts w:ascii="Arial" w:cs="Arial" w:eastAsia="Arial" w:hAnsi="Arial"/>
-                <w:b w:val="false"/>
-                <w:bCs w:val="false"/>
-                <w:i w:val="false"/>
-                <w:iCs w:val="false"/>
-                <w:color w:val="000000"/>
-                <w:sz w:val="18"/>
-                <w:szCs w:val="18"/>
-              </w:rPr>
-              <w:t xml:space="preserve">Real-life example: Kenya's national grid transmits electrical power. An engineer expresses a voltage as (10³)² volts. Using the power law: (10³)² = 10⁶ = 1,000,000 volts — calculated instantly.</w:t>
-            </w:r>
-          </w:p>
-          <w:p>
-            <w:pPr>
-              <w:spacing w:after="40" w:before="0"/>
-              <w:jc w:val="left"/>
-            </w:pPr>
-            <w:r>
-              <w:rPr>
-                <w:rFonts w:ascii="Arial" w:cs="Arial" w:eastAsia="Arial" w:hAnsi="Arial"/>
-                <w:b w:val="false"/>
-                <w:bCs w:val="false"/>
-                <w:i w:val="false"/>
-                <w:iCs w:val="false"/>
-                <w:color w:val="000000"/>
-                <w:sz w:val="18"/>
-                <w:szCs w:val="18"/>
-              </w:rPr>
-              <w:t xml:space="preserve"/>
-            </w:r>
-          </w:p>
-          <w:p>
-            <w:pPr>
-              <w:spacing w:after="40" w:before="0"/>
-              <w:jc w:val="left"/>
-            </w:pPr>
-            <w:r>
-              <w:rPr>
-                <w:rFonts w:ascii="Arial" w:cs="Arial" w:eastAsia="Arial" w:hAnsi="Arial"/>
-                <w:b w:val="false"/>
-                <w:bCs w:val="false"/>
-                <w:i w:val="false"/>
-                <w:iCs w:val="false"/>
-                <w:color w:val="000000"/>
-                <w:sz w:val="18"/>
-                <w:szCs w:val="18"/>
-              </w:rPr>
-              <w:t xml:space="preserve">Why Does a⁰ = 1? (The Zero Index)</w:t>
-            </w:r>
-          </w:p>
-          <w:p>
-            <w:pPr>
-              <w:spacing w:after="40" w:before="0"/>
-              <w:jc w:val="left"/>
-            </w:pPr>
-            <w:r>
-              <w:rPr>
-                <w:rFonts w:ascii="Arial" w:cs="Arial" w:eastAsia="Arial" w:hAnsi="Arial"/>
-                <w:b w:val="false"/>
-                <w:bCs w:val="false"/>
-                <w:i w:val="false"/>
-                <w:iCs w:val="false"/>
-                <w:color w:val="000000"/>
-                <w:sz w:val="18"/>
-                <w:szCs w:val="18"/>
-              </w:rPr>
-              <w:t xml:space="preserve"/>
-            </w:r>
-          </w:p>
-          <w:p>
-            <w:pPr>
-              <w:spacing w:after="40" w:before="0"/>
-              <w:jc w:val="left"/>
-            </w:pPr>
-            <w:r>
-              <w:rPr>
-                <w:rFonts w:ascii="Arial" w:cs="Arial" w:eastAsia="Arial" w:hAnsi="Arial"/>
-                <w:b w:val="false"/>
-                <w:bCs w:val="false"/>
-                <w:i w:val="false"/>
-                <w:iCs w:val="false"/>
-                <w:color w:val="000000"/>
-                <w:sz w:val="18"/>
-                <w:szCs w:val="18"/>
-              </w:rPr>
-              <w:t xml:space="preserve">This is the result that surprises most learners. It seems strange that 10⁰ = 1, or that 47⁰ = 1. But it follows directly from the division law — it is not a definition plucked from thin air.</w:t>
-            </w:r>
-          </w:p>
-          <w:p>
-            <w:pPr>
-              <w:spacing w:after="40" w:before="0"/>
-              <w:jc w:val="left"/>
-            </w:pPr>
-            <w:r>
-              <w:rPr>
-                <w:rFonts w:ascii="Arial" w:cs="Arial" w:eastAsia="Arial" w:hAnsi="Arial"/>
-                <w:b w:val="false"/>
-                <w:bCs w:val="false"/>
-                <w:i w:val="false"/>
-                <w:iCs w:val="false"/>
-                <w:color w:val="000000"/>
-                <w:sz w:val="18"/>
-                <w:szCs w:val="18"/>
-              </w:rPr>
-              <w:t xml:space="preserve"/>
-            </w:r>
-          </w:p>
-          <w:p>
-            <w:pPr>
-              <w:spacing w:after="40" w:before="0"/>
-              <w:jc w:val="left"/>
-            </w:pPr>
-            <w:r>
-              <w:rPr>
-                <w:rFonts w:ascii="Arial" w:cs="Arial" w:eastAsia="Arial" w:hAnsi="Arial"/>
-                <w:b w:val="false"/>
-                <w:bCs w:val="false"/>
-                <w:i w:val="false"/>
-                <w:iCs w:val="false"/>
-                <w:color w:val="000000"/>
-                <w:sz w:val="18"/>
-                <w:szCs w:val="18"/>
-              </w:rPr>
-              <w:t xml:space="preserve">Consider: aⁿ ÷ aⁿ. Any number divided by itself equals 1, so aⁿ ÷ aⁿ = 1.</w:t>
-            </w:r>
-          </w:p>
-          <w:p>
-            <w:pPr>
-              <w:spacing w:after="40" w:before="0"/>
-              <w:jc w:val="left"/>
-            </w:pPr>
-            <w:r>
-              <w:rPr>
-                <w:rFonts w:ascii="Arial" w:cs="Arial" w:eastAsia="Arial" w:hAnsi="Arial"/>
-                <w:b w:val="false"/>
-                <w:bCs w:val="false"/>
-                <w:i w:val="false"/>
-                <w:iCs w:val="false"/>
-                <w:color w:val="000000"/>
-                <w:sz w:val="18"/>
-                <w:szCs w:val="18"/>
-              </w:rPr>
-              <w:t xml:space="preserve"/>
-            </w:r>
-          </w:p>
-          <w:p>
-            <w:pPr>
-              <w:spacing w:after="40" w:before="0"/>
-              <w:jc w:val="left"/>
-            </w:pPr>
-            <w:r>
-              <w:rPr>
-                <w:rFonts w:ascii="Arial" w:cs="Arial" w:eastAsia="Arial" w:hAnsi="Arial"/>
-                <w:b w:val="false"/>
-                <w:bCs w:val="false"/>
-                <w:i w:val="false"/>
-                <w:iCs w:val="false"/>
-                <w:color w:val="000000"/>
-                <w:sz w:val="18"/>
-                <w:szCs w:val="18"/>
-              </w:rPr>
-              <w:t xml:space="preserve">Now apply the division law to the same expression: aⁿ ÷ aⁿ = aⁿ⁻ⁿ = a⁰.</w:t>
-            </w:r>
-          </w:p>
-          <w:p>
-            <w:pPr>
-              <w:spacing w:after="40" w:before="0"/>
-              <w:jc w:val="left"/>
-            </w:pPr>
-            <w:r>
-              <w:rPr>
-                <w:rFonts w:ascii="Arial" w:cs="Arial" w:eastAsia="Arial" w:hAnsi="Arial"/>
-                <w:b w:val="false"/>
-                <w:bCs w:val="false"/>
-                <w:i w:val="false"/>
-                <w:iCs w:val="false"/>
-                <w:color w:val="000000"/>
-                <w:sz w:val="18"/>
-                <w:szCs w:val="18"/>
-              </w:rPr>
-              <w:t xml:space="preserve"/>
-            </w:r>
-          </w:p>
-          <w:p>
-            <w:pPr>
-              <w:spacing w:after="40" w:before="0"/>
-              <w:jc w:val="left"/>
-            </w:pPr>
-            <w:r>
-              <w:rPr>
-                <w:rFonts w:ascii="Arial" w:cs="Arial" w:eastAsia="Arial" w:hAnsi="Arial"/>
-                <w:b w:val="false"/>
-                <w:bCs w:val="false"/>
-                <w:i w:val="false"/>
-                <w:iCs w:val="false"/>
-                <w:color w:val="000000"/>
-                <w:sz w:val="18"/>
-                <w:szCs w:val="18"/>
-              </w:rPr>
-              <w:t xml:space="preserve">Both results describe exactly the same calculation. Therefore a⁰ must equal 1.</w:t>
-            </w:r>
-          </w:p>
-          <w:p>
-            <w:pPr>
-              <w:spacing w:after="40" w:before="0"/>
-              <w:jc w:val="left"/>
-            </w:pPr>
-            <w:r>
-              <w:rPr>
-                <w:rFonts w:ascii="Arial" w:cs="Arial" w:eastAsia="Arial" w:hAnsi="Arial"/>
-                <w:b w:val="false"/>
-                <w:bCs w:val="false"/>
-                <w:i w:val="false"/>
-                <w:iCs w:val="false"/>
-                <w:color w:val="000000"/>
-                <w:sz w:val="18"/>
-                <w:szCs w:val="18"/>
-              </w:rPr>
-              <w:t xml:space="preserve"/>
-            </w:r>
-          </w:p>
-          <w:p>
-            <w:pPr>
-              <w:spacing w:after="40" w:before="0"/>
-              <w:jc w:val="left"/>
-            </w:pPr>
-            <w:r>
-              <w:rPr>
-                <w:rFonts w:ascii="Arial" w:cs="Arial" w:eastAsia="Arial" w:hAnsi="Arial"/>
-                <w:b w:val="false"/>
-                <w:bCs w:val="false"/>
-                <w:i w:val="false"/>
-                <w:iCs w:val="false"/>
-                <w:color w:val="000000"/>
-                <w:sz w:val="18"/>
-                <w:szCs w:val="18"/>
-              </w:rPr>
-              <w:t xml:space="preserve">Example: 10⁵ ÷ 10⁵ = 100,000 ÷ 100,000 = 1, and by the division law = 10⁵⁻⁵ = 10⁰. So 10⁰ = 1. This works for any non-zero base. A census planner dividing any population figure by itself — say, checking that a ratio equals one — is using this exact logic every time they simplify such expressions.</w:t>
+                <w:i/>
+                <w:iCs/>
+                <w:color w:val="808080"/>
+                <w:sz w:val="18"/>
+                <w:szCs w:val="18"/>
+              </w:rPr>
+              <w:t xml:space="preserve">Write your answer here:</w:t>
             </w:r>
           </w:p>
         </w:tc>
@@ -1629,14 +840,12 @@
         <w:tblLayout w:type="fixed"/>
       </w:tblPr>
       <w:tblGrid>
-        <w:gridCol w:w="3000"/>
-        <w:gridCol w:w="10680"/>
+        <w:gridCol w:w="13680"/>
       </w:tblGrid>
       <w:tr>
         <w:tc>
           <w:tcPr>
             <w:tcW w:type="dxa" w:w="13680"/>
-            <w:gridSpan w:val="2"/>
             <w:shd w:fill="1F3864" w:color="auto" w:val="clear"/>
             <w:tcMar>
               <w:top w:type="dxa" w:w="60"/>
@@ -1662,15 +871,15 @@
                 <w:sz w:val="22"/>
                 <w:szCs w:val="22"/>
               </w:rPr>
-              <w:t xml:space="preserve">Section 4: Negative and Fractional Indices</w:t>
-            </w:r>
-          </w:p>
-        </w:tc>
-      </w:tr>
-      <w:tr>
-        <w:tc>
-          <w:tcPr>
-            <w:tcW w:type="dxa" w:w="3000"/>
+              <w:t xml:space="preserve">Part 4: Power of a power and multi-step problems</w:t>
+            </w:r>
+          </w:p>
+        </w:tc>
+      </w:tr>
+      <w:tr>
+        <w:tc>
+          <w:tcPr>
+            <w:tcW w:type="dxa" w:w="13680"/>
             <w:shd w:fill="D9EEF1" w:color="auto" w:val="clear"/>
             <w:tcMar>
               <w:top w:type="dxa" w:w="60"/>
@@ -1696,13 +905,18 @@
                 <w:sz w:val="18"/>
                 <w:szCs w:val="18"/>
               </w:rPr>
-              <w:t xml:space="preserve">Explain what a negative index means (a⁻ⁿ = 1/aⁿ) and what a fractional index means (a^(1/n) = ⁿ√a). Use the division law to show WHY a negative index produces a reciprocal, and give one real-life Kenyan context for each.</w:t>
-            </w:r>
-          </w:p>
-        </w:tc>
-        <w:tc>
-          <w:tcPr>
-            <w:tcW w:type="dxa" w:w="10680"/>
+              <w:t xml:space="preserve">(a) Expand (2³)² fully, count the factors of 2, and write the result as a single power. State the law for (aᵐ)ⁿ. (b) A smartphone stores about 1 GB ≈ 2³⁰ bytes, and 1 TB = (2¹⁰)³. Use your law to write 1 TB as a single power of 2. (c) Simplify (3² × 3⁵) ÷ 3⁴ and evaluate your answer. List the law you use at each step. (d) Simplify ((2³)² × 2⁴) ÷ 2⁶ and evaluate your answer. Explain why you must deal with the bracket first.</w:t>
+            </w:r>
+          </w:p>
+        </w:tc>
+      </w:tr>
+      <w:tr>
+        <w:trPr>
+          <w:trHeight w:val="4200" w:hRule="atLeast"/>
+        </w:trPr>
+        <w:tc>
+          <w:tcPr>
+            <w:tcW w:type="dxa" w:w="13680"/>
             <w:shd w:fill="FFFFFF" w:color="auto" w:val="clear"/>
             <w:tcMar>
               <w:top w:type="dxa" w:w="60"/>
@@ -1722,395 +936,13 @@
                 <w:rFonts w:ascii="Arial" w:cs="Arial" w:eastAsia="Arial" w:hAnsi="Arial"/>
                 <w:b w:val="false"/>
                 <w:bCs w:val="false"/>
-                <w:i w:val="false"/>
-                <w:iCs w:val="false"/>
-                <w:color w:val="000000"/>
-                <w:sz w:val="18"/>
-                <w:szCs w:val="18"/>
-              </w:rPr>
-              <w:t xml:space="preserve">Negative Indices — a⁻ⁿ = 1/aⁿ</w:t>
-            </w:r>
-          </w:p>
-          <w:p>
-            <w:pPr>
-              <w:spacing w:after="40" w:before="0"/>
-              <w:jc w:val="left"/>
-            </w:pPr>
-            <w:r>
-              <w:rPr>
-                <w:rFonts w:ascii="Arial" w:cs="Arial" w:eastAsia="Arial" w:hAnsi="Arial"/>
-                <w:b w:val="false"/>
-                <w:bCs w:val="false"/>
-                <w:i w:val="false"/>
-                <w:iCs w:val="false"/>
-                <w:color w:val="000000"/>
-                <w:sz w:val="18"/>
-                <w:szCs w:val="18"/>
-              </w:rPr>
-              <w:t xml:space="preserve"/>
-            </w:r>
-          </w:p>
-          <w:p>
-            <w:pPr>
-              <w:spacing w:after="40" w:before="0"/>
-              <w:jc w:val="left"/>
-            </w:pPr>
-            <w:r>
-              <w:rPr>
-                <w:rFonts w:ascii="Arial" w:cs="Arial" w:eastAsia="Arial" w:hAnsi="Arial"/>
-                <w:b w:val="false"/>
-                <w:bCs w:val="false"/>
-                <w:i w:val="false"/>
-                <w:iCs w:val="false"/>
-                <w:color w:val="000000"/>
-                <w:sz w:val="18"/>
-                <w:szCs w:val="18"/>
-              </w:rPr>
-              <w:t xml:space="preserve">A negative index does NOT mean a negative number. It means a reciprocal. Once more, the division law reveals why.</w:t>
-            </w:r>
-          </w:p>
-          <w:p>
-            <w:pPr>
-              <w:spacing w:after="40" w:before="0"/>
-              <w:jc w:val="left"/>
-            </w:pPr>
-            <w:r>
-              <w:rPr>
-                <w:rFonts w:ascii="Arial" w:cs="Arial" w:eastAsia="Arial" w:hAnsi="Arial"/>
-                <w:b w:val="false"/>
-                <w:bCs w:val="false"/>
-                <w:i w:val="false"/>
-                <w:iCs w:val="false"/>
-                <w:color w:val="000000"/>
-                <w:sz w:val="18"/>
-                <w:szCs w:val="18"/>
-              </w:rPr>
-              <w:t xml:space="preserve"/>
-            </w:r>
-          </w:p>
-          <w:p>
-            <w:pPr>
-              <w:spacing w:after="40" w:before="0"/>
-              <w:jc w:val="left"/>
-            </w:pPr>
-            <w:r>
-              <w:rPr>
-                <w:rFonts w:ascii="Arial" w:cs="Arial" w:eastAsia="Arial" w:hAnsi="Arial"/>
-                <w:b w:val="false"/>
-                <w:bCs w:val="false"/>
-                <w:i w:val="false"/>
-                <w:iCs w:val="false"/>
-                <w:color w:val="000000"/>
-                <w:sz w:val="18"/>
-                <w:szCs w:val="18"/>
-              </w:rPr>
-              <w:t xml:space="preserve">Consider a² ÷ a⁵:</w:t>
-            </w:r>
-          </w:p>
-          <w:p>
-            <w:pPr>
-              <w:spacing w:after="30" w:before="0"/>
-              <w:ind w:left="360" w:hanging="180"/>
-              <w:jc w:val="left"/>
-            </w:pPr>
-            <w:r>
-              <w:rPr>
-                <w:rFonts w:ascii="Arial" w:cs="Arial" w:eastAsia="Arial" w:hAnsi="Arial"/>
-                <w:b w:val="false"/>
-                <w:bCs w:val="false"/>
-                <w:i w:val="false"/>
-                <w:iCs w:val="false"/>
-                <w:color w:val="000000"/>
-                <w:sz w:val="18"/>
-                <w:szCs w:val="18"/>
-              </w:rPr>
-              <w:t xml:space="preserve">–  By division law: a² ÷ a⁵ = a²⁻⁵ = a⁻³</w:t>
-            </w:r>
-          </w:p>
-          <w:p>
-            <w:pPr>
-              <w:spacing w:after="30" w:before="0"/>
-              <w:ind w:left="360" w:hanging="180"/>
-              <w:jc w:val="left"/>
-            </w:pPr>
-            <w:r>
-              <w:rPr>
-                <w:rFonts w:ascii="Arial" w:cs="Arial" w:eastAsia="Arial" w:hAnsi="Arial"/>
-                <w:b w:val="false"/>
-                <w:bCs w:val="false"/>
-                <w:i w:val="false"/>
-                <w:iCs w:val="false"/>
-                <w:color w:val="000000"/>
-                <w:sz w:val="18"/>
-                <w:szCs w:val="18"/>
-              </w:rPr>
-              <w:t xml:space="preserve">–  By expanding: (a×a) ÷ (a×a×a×a×a) = 1/a³</w:t>
-            </w:r>
-          </w:p>
-          <w:p>
-            <w:pPr>
-              <w:spacing w:after="40" w:before="0"/>
-              <w:jc w:val="left"/>
-            </w:pPr>
-            <w:r>
-              <w:rPr>
-                <w:rFonts w:ascii="Arial" w:cs="Arial" w:eastAsia="Arial" w:hAnsi="Arial"/>
-                <w:b w:val="false"/>
-                <w:bCs w:val="false"/>
-                <w:i w:val="false"/>
-                <w:iCs w:val="false"/>
-                <w:color w:val="000000"/>
-                <w:sz w:val="18"/>
-                <w:szCs w:val="18"/>
-              </w:rPr>
-              <w:t xml:space="preserve"/>
-            </w:r>
-          </w:p>
-          <w:p>
-            <w:pPr>
-              <w:spacing w:after="40" w:before="0"/>
-              <w:jc w:val="left"/>
-            </w:pPr>
-            <w:r>
-              <w:rPr>
-                <w:rFonts w:ascii="Arial" w:cs="Arial" w:eastAsia="Arial" w:hAnsi="Arial"/>
-                <w:b w:val="false"/>
-                <w:bCs w:val="false"/>
-                <w:i w:val="false"/>
-                <w:iCs w:val="false"/>
-                <w:color w:val="000000"/>
-                <w:sz w:val="18"/>
-                <w:szCs w:val="18"/>
-              </w:rPr>
-              <w:t xml:space="preserve">Both expressions describe the same division, so a⁻³ = 1/a³. In general, a⁻ⁿ = 1/aⁿ.</w:t>
-            </w:r>
-          </w:p>
-          <w:p>
-            <w:pPr>
-              <w:spacing w:after="40" w:before="0"/>
-              <w:jc w:val="left"/>
-            </w:pPr>
-            <w:r>
-              <w:rPr>
-                <w:rFonts w:ascii="Arial" w:cs="Arial" w:eastAsia="Arial" w:hAnsi="Arial"/>
-                <w:b w:val="false"/>
-                <w:bCs w:val="false"/>
-                <w:i w:val="false"/>
-                <w:iCs w:val="false"/>
-                <w:color w:val="000000"/>
-                <w:sz w:val="18"/>
-                <w:szCs w:val="18"/>
-              </w:rPr>
-              <w:t xml:space="preserve"/>
-            </w:r>
-          </w:p>
-          <w:p>
-            <w:pPr>
-              <w:spacing w:after="40" w:before="0"/>
-              <w:jc w:val="left"/>
-            </w:pPr>
-            <w:r>
-              <w:rPr>
-                <w:rFonts w:ascii="Arial" w:cs="Arial" w:eastAsia="Arial" w:hAnsi="Arial"/>
-                <w:b w:val="false"/>
-                <w:bCs w:val="false"/>
-                <w:i w:val="false"/>
-                <w:iCs w:val="false"/>
-                <w:color w:val="000000"/>
-                <w:sz w:val="18"/>
-                <w:szCs w:val="18"/>
-              </w:rPr>
-              <w:t xml:space="preserve">Real-life example: In chemistry class at a Nairobi secondary school, the concentration of hydrochloric acid used in a titration experiment might be 10⁻² mol/L (0.01 mol/L). The negative index tells you immediately that the quantity is a tiny fraction — much easier than writing many zeros after the decimal point. A student misreading 10⁻² as a negative number would make a dangerous error in the lab.</w:t>
-            </w:r>
-          </w:p>
-          <w:p>
-            <w:pPr>
-              <w:spacing w:after="40" w:before="0"/>
-              <w:jc w:val="left"/>
-            </w:pPr>
-            <w:r>
-              <w:rPr>
-                <w:rFonts w:ascii="Arial" w:cs="Arial" w:eastAsia="Arial" w:hAnsi="Arial"/>
-                <w:b w:val="false"/>
-                <w:bCs w:val="false"/>
-                <w:i w:val="false"/>
-                <w:iCs w:val="false"/>
-                <w:color w:val="000000"/>
-                <w:sz w:val="18"/>
-                <w:szCs w:val="18"/>
-              </w:rPr>
-              <w:t xml:space="preserve"/>
-            </w:r>
-          </w:p>
-          <w:p>
-            <w:pPr>
-              <w:spacing w:after="40" w:before="0"/>
-              <w:jc w:val="left"/>
-            </w:pPr>
-            <w:r>
-              <w:rPr>
-                <w:rFonts w:ascii="Arial" w:cs="Arial" w:eastAsia="Arial" w:hAnsi="Arial"/>
-                <w:b w:val="false"/>
-                <w:bCs w:val="false"/>
-                <w:i w:val="false"/>
-                <w:iCs w:val="false"/>
-                <w:color w:val="000000"/>
-                <w:sz w:val="18"/>
-                <w:szCs w:val="18"/>
-              </w:rPr>
-              <w:t xml:space="preserve">Fractional Indices — a^(1/n) = ⁿ√a</w:t>
-            </w:r>
-          </w:p>
-          <w:p>
-            <w:pPr>
-              <w:spacing w:after="40" w:before="0"/>
-              <w:jc w:val="left"/>
-            </w:pPr>
-            <w:r>
-              <w:rPr>
-                <w:rFonts w:ascii="Arial" w:cs="Arial" w:eastAsia="Arial" w:hAnsi="Arial"/>
-                <w:b w:val="false"/>
-                <w:bCs w:val="false"/>
-                <w:i w:val="false"/>
-                <w:iCs w:val="false"/>
-                <w:color w:val="000000"/>
-                <w:sz w:val="18"/>
-                <w:szCs w:val="18"/>
-              </w:rPr>
-              <w:t xml:space="preserve"/>
-            </w:r>
-          </w:p>
-          <w:p>
-            <w:pPr>
-              <w:spacing w:after="40" w:before="0"/>
-              <w:jc w:val="left"/>
-            </w:pPr>
-            <w:r>
-              <w:rPr>
-                <w:rFonts w:ascii="Arial" w:cs="Arial" w:eastAsia="Arial" w:hAnsi="Arial"/>
-                <w:b w:val="false"/>
-                <w:bCs w:val="false"/>
-                <w:i w:val="false"/>
-                <w:iCs w:val="false"/>
-                <w:color w:val="000000"/>
-                <w:sz w:val="18"/>
-                <w:szCs w:val="18"/>
-              </w:rPr>
-              <w:t xml:space="preserve">A fractional index represents a root. To understand why, use the power law:</w:t>
-            </w:r>
-          </w:p>
-          <w:p>
-            <w:pPr>
-              <w:spacing w:after="40" w:before="0"/>
-              <w:jc w:val="left"/>
-            </w:pPr>
-            <w:r>
-              <w:rPr>
-                <w:rFonts w:ascii="Arial" w:cs="Arial" w:eastAsia="Arial" w:hAnsi="Arial"/>
-                <w:b w:val="false"/>
-                <w:bCs w:val="false"/>
-                <w:i w:val="false"/>
-                <w:iCs w:val="false"/>
-                <w:color w:val="000000"/>
-                <w:sz w:val="18"/>
-                <w:szCs w:val="18"/>
-              </w:rPr>
-              <w:t xml:space="preserve"/>
-            </w:r>
-          </w:p>
-          <w:p>
-            <w:pPr>
-              <w:spacing w:after="40" w:before="0"/>
-              <w:jc w:val="left"/>
-            </w:pPr>
-            <w:r>
-              <w:rPr>
-                <w:rFonts w:ascii="Arial" w:cs="Arial" w:eastAsia="Arial" w:hAnsi="Arial"/>
-                <w:b w:val="false"/>
-                <w:bCs w:val="false"/>
-                <w:i w:val="false"/>
-                <w:iCs w:val="false"/>
-                <w:color w:val="000000"/>
-                <w:sz w:val="18"/>
-                <w:szCs w:val="18"/>
-              </w:rPr>
-              <w:t xml:space="preserve">   (a^(1/2))² = a^(1/2 × 2) = a¹ = a</w:t>
-            </w:r>
-          </w:p>
-          <w:p>
-            <w:pPr>
-              <w:spacing w:after="40" w:before="0"/>
-              <w:jc w:val="left"/>
-            </w:pPr>
-            <w:r>
-              <w:rPr>
-                <w:rFonts w:ascii="Arial" w:cs="Arial" w:eastAsia="Arial" w:hAnsi="Arial"/>
-                <w:b w:val="false"/>
-                <w:bCs w:val="false"/>
-                <w:i w:val="false"/>
-                <w:iCs w:val="false"/>
-                <w:color w:val="000000"/>
-                <w:sz w:val="18"/>
-                <w:szCs w:val="18"/>
-              </w:rPr>
-              <w:t xml:space="preserve"/>
-            </w:r>
-          </w:p>
-          <w:p>
-            <w:pPr>
-              <w:spacing w:after="40" w:before="0"/>
-              <w:jc w:val="left"/>
-            </w:pPr>
-            <w:r>
-              <w:rPr>
-                <w:rFonts w:ascii="Arial" w:cs="Arial" w:eastAsia="Arial" w:hAnsi="Arial"/>
-                <w:b w:val="false"/>
-                <w:bCs w:val="false"/>
-                <w:i w:val="false"/>
-                <w:iCs w:val="false"/>
-                <w:color w:val="000000"/>
-                <w:sz w:val="18"/>
-                <w:szCs w:val="18"/>
-              </w:rPr>
-              <w:t xml:space="preserve">So a^(1/2), when squared, gives a. That is exactly what a square root does! Therefore a^(1/2) = √a. Similarly, a^(1/3) = ³√a (the cube root), because (a^(1/3))³ = a.</w:t>
-            </w:r>
-          </w:p>
-          <w:p>
-            <w:pPr>
-              <w:spacing w:after="40" w:before="0"/>
-              <w:jc w:val="left"/>
-            </w:pPr>
-            <w:r>
-              <w:rPr>
-                <w:rFonts w:ascii="Arial" w:cs="Arial" w:eastAsia="Arial" w:hAnsi="Arial"/>
-                <w:b w:val="false"/>
-                <w:bCs w:val="false"/>
-                <w:i w:val="false"/>
-                <w:iCs w:val="false"/>
-                <w:color w:val="000000"/>
-                <w:sz w:val="18"/>
-                <w:szCs w:val="18"/>
-              </w:rPr>
-              <w:t xml:space="preserve"/>
-            </w:r>
-          </w:p>
-          <w:p>
-            <w:pPr>
-              <w:spacing w:after="40" w:before="0"/>
-              <w:jc w:val="left"/>
-            </w:pPr>
-            <w:r>
-              <w:rPr>
-                <w:rFonts w:ascii="Arial" w:cs="Arial" w:eastAsia="Arial" w:hAnsi="Arial"/>
-                <w:b w:val="false"/>
-                <w:bCs w:val="false"/>
-                <w:i w:val="false"/>
-                <w:iCs w:val="false"/>
-                <w:color w:val="000000"/>
-                <w:sz w:val="18"/>
-                <w:szCs w:val="18"/>
-              </w:rPr>
-              <w:t xml:space="preserve">Real-life example: A farmer in Nakuru wants to know the side length of a square plot that has an area of 10⁴ m². The side = (10⁴)^(1/2) = 10^(4×½) = 10² = 100 m. Using fractional index notation, the calculation is clean and quick — no guessing needed.</w:t>
+                <w:i/>
+                <w:iCs/>
+                <w:color w:val="808080"/>
+                <w:sz w:val="18"/>
+                <w:szCs w:val="18"/>
+              </w:rPr>
+              <w:t xml:space="preserve">Write your answer here:</w:t>
             </w:r>
           </w:p>
         </w:tc>
@@ -2138,14 +970,12 @@
         <w:tblLayout w:type="fixed"/>
       </w:tblPr>
       <w:tblGrid>
-        <w:gridCol w:w="3000"/>
-        <w:gridCol w:w="10680"/>
+        <w:gridCol w:w="13680"/>
       </w:tblGrid>
       <w:tr>
         <w:tc>
           <w:tcPr>
             <w:tcW w:type="dxa" w:w="13680"/>
-            <w:gridSpan w:val="2"/>
             <w:shd w:fill="1F3864" w:color="auto" w:val="clear"/>
             <w:tcMar>
               <w:top w:type="dxa" w:w="60"/>
@@ -2171,15 +1001,15 @@
                 <w:sz w:val="22"/>
                 <w:szCs w:val="22"/>
               </w:rPr>
-              <w:t xml:space="preserve">Section 5: Answering the Driving Question — Putting It All Together</w:t>
-            </w:r>
-          </w:p>
-        </w:tc>
-      </w:tr>
-      <w:tr>
-        <w:tc>
-          <w:tcPr>
-            <w:tcW w:type="dxa" w:w="3000"/>
+              <w:t xml:space="preserve">Part 5: Answering the Driving Question</w:t>
+            </w:r>
+          </w:p>
+        </w:tc>
+      </w:tr>
+      <w:tr>
+        <w:tc>
+          <w:tcPr>
+            <w:tcW w:type="dxa" w:w="13680"/>
             <w:shd w:fill="D9EEF1" w:color="auto" w:val="clear"/>
             <w:tcMar>
               <w:top w:type="dxa" w:w="60"/>
@@ -2205,13 +1035,18 @@
                 <w:sz w:val="18"/>
                 <w:szCs w:val="18"/>
               </w:rPr>
-              <w:t xml:space="preserve">Now answer the driving question directly and in full: 'Why do scientists, economists and farmers use small superscript numbers to write huge or tiny quantities — and what rules make those compact symbols so powerful for computation?' Your answer must mention: (a) the purpose of index notation, (b) at least three laws of indices and why they work, (c) at least two different Kenyan real-life contexts, and (d) a reflection on what would be lost if we could NOT use index notation.</w:t>
-            </w:r>
-          </w:p>
-        </w:tc>
-        <w:tc>
-          <w:tcPr>
-            <w:tcW w:type="dxa" w:w="10680"/>
+              <w:t xml:space="preserve">Driving Question: Why do scientists, economists and farmers use small superscript numbers to write huge or tiny quantities, and what rules make those compact symbols so powerful for computation? Write a paragraph of 6 to 9 sentences to explain Card B (4.8 × 10⁷) to a younger learner who has never seen index notation. Your paragraph must (i) explain what the 7 means, (ii) name all four laws of indices and say what each does to the indices, (iii) explain the single big idea that all four laws come from, and (iv) give one real-life Kenyan application of index laws, for example from census data, the national budget, mobile data storage or M-Pesa.</w:t>
+            </w:r>
+          </w:p>
+        </w:tc>
+      </w:tr>
+      <w:tr>
+        <w:trPr>
+          <w:trHeight w:val="4200" w:hRule="atLeast"/>
+        </w:trPr>
+        <w:tc>
+          <w:tcPr>
+            <w:tcW w:type="dxa" w:w="13680"/>
             <w:shd w:fill="FFFFFF" w:color="auto" w:val="clear"/>
             <w:tcMar>
               <w:top w:type="dxa" w:w="60"/>
@@ -2231,322 +1066,13 @@
                 <w:rFonts w:ascii="Arial" w:cs="Arial" w:eastAsia="Arial" w:hAnsi="Arial"/>
                 <w:b w:val="false"/>
                 <w:bCs w:val="false"/>
-                <w:i w:val="false"/>
-                <w:iCs w:val="false"/>
-                <w:color w:val="000000"/>
-                <w:sz w:val="18"/>
-                <w:szCs w:val="18"/>
-              </w:rPr>
-              <w:t xml:space="preserve">Scientists, economists, and farmers use index notation — those small superscript numbers — because it is the most efficient, accurate, and logical way to handle the enormous range of quantities that appear in the real world. From Kenya's census population of approximately 4.8 × 10⁷ people, to the 10⁻⁶ metre width of a red blood cell studied at Kenyatta University, to the 10¹² shillings in a national budget projection, these quantities span ranges that ordinary decimal notation makes unwieldy and error-prone.</w:t>
-            </w:r>
-          </w:p>
-          <w:p>
-            <w:pPr>
-              <w:spacing w:after="40" w:before="0"/>
-              <w:jc w:val="left"/>
-            </w:pPr>
-            <w:r>
-              <w:rPr>
-                <w:rFonts w:ascii="Arial" w:cs="Arial" w:eastAsia="Arial" w:hAnsi="Arial"/>
-                <w:b w:val="false"/>
-                <w:bCs w:val="false"/>
-                <w:i w:val="false"/>
-                <w:iCs w:val="false"/>
-                <w:color w:val="000000"/>
-                <w:sz w:val="18"/>
-                <w:szCs w:val="18"/>
-              </w:rPr>
-              <w:t xml:space="preserve"/>
-            </w:r>
-          </w:p>
-          <w:p>
-            <w:pPr>
-              <w:spacing w:after="40" w:before="0"/>
-              <w:jc w:val="left"/>
-            </w:pPr>
-            <w:r>
-              <w:rPr>
-                <w:rFonts w:ascii="Arial" w:cs="Arial" w:eastAsia="Arial" w:hAnsi="Arial"/>
-                <w:b w:val="false"/>
-                <w:bCs w:val="false"/>
-                <w:i w:val="false"/>
-                <w:iCs w:val="false"/>
-                <w:color w:val="000000"/>
-                <w:sz w:val="18"/>
-                <w:szCs w:val="18"/>
-              </w:rPr>
-              <w:t xml:space="preserve">The compact power aⁿ carries two pieces of information: the base a (what is being multiplied) and the index n (how many times). This structure is not just convenient — it comes with a set of laws that make arithmetic with these numbers surprisingly elegant:</w:t>
-            </w:r>
-          </w:p>
-          <w:p>
-            <w:pPr>
-              <w:spacing w:after="40" w:before="0"/>
-              <w:jc w:val="left"/>
-            </w:pPr>
-            <w:r>
-              <w:rPr>
-                <w:rFonts w:ascii="Arial" w:cs="Arial" w:eastAsia="Arial" w:hAnsi="Arial"/>
-                <w:b w:val="false"/>
-                <w:bCs w:val="false"/>
-                <w:i w:val="false"/>
-                <w:iCs w:val="false"/>
-                <w:color w:val="000000"/>
-                <w:sz w:val="18"/>
-                <w:szCs w:val="18"/>
-              </w:rPr>
-              <w:t xml:space="preserve"/>
-            </w:r>
-          </w:p>
-          <w:p>
-            <w:pPr>
-              <w:spacing w:after="30" w:before="0"/>
-              <w:ind w:left="360" w:hanging="180"/>
-              <w:jc w:val="left"/>
-            </w:pPr>
-            <w:r>
-              <w:rPr>
-                <w:rFonts w:ascii="Arial" w:cs="Arial" w:eastAsia="Arial" w:hAnsi="Arial"/>
-                <w:b w:val="false"/>
-                <w:bCs w:val="false"/>
-                <w:i w:val="false"/>
-                <w:iCs w:val="false"/>
-                <w:color w:val="000000"/>
-                <w:sz w:val="18"/>
-                <w:szCs w:val="18"/>
-              </w:rPr>
-              <w:t xml:space="preserve">–  The Multiplication Law (aᵐ × aⁿ = aᵐ⁺ⁿ) works because you are simply counting all the repeated factors together. A KEMRI scientist combining two bacterial growth stages multiplies populations by adding indices — no long multiplication required.</w:t>
-            </w:r>
-          </w:p>
-          <w:p>
-            <w:pPr>
-              <w:spacing w:after="40" w:before="0"/>
-              <w:jc w:val="left"/>
-            </w:pPr>
-            <w:r>
-              <w:rPr>
-                <w:rFonts w:ascii="Arial" w:cs="Arial" w:eastAsia="Arial" w:hAnsi="Arial"/>
-                <w:b w:val="false"/>
-                <w:bCs w:val="false"/>
-                <w:i w:val="false"/>
-                <w:iCs w:val="false"/>
-                <w:color w:val="000000"/>
-                <w:sz w:val="18"/>
-                <w:szCs w:val="18"/>
-              </w:rPr>
-              <w:t xml:space="preserve"/>
-            </w:r>
-          </w:p>
-          <w:p>
-            <w:pPr>
-              <w:spacing w:after="30" w:before="0"/>
-              <w:ind w:left="360" w:hanging="180"/>
-              <w:jc w:val="left"/>
-            </w:pPr>
-            <w:r>
-              <w:rPr>
-                <w:rFonts w:ascii="Arial" w:cs="Arial" w:eastAsia="Arial" w:hAnsi="Arial"/>
-                <w:b w:val="false"/>
-                <w:bCs w:val="false"/>
-                <w:i w:val="false"/>
-                <w:iCs w:val="false"/>
-                <w:color w:val="000000"/>
-                <w:sz w:val="18"/>
-                <w:szCs w:val="18"/>
-              </w:rPr>
-              <w:t xml:space="preserve">–  The Division Law (aᵐ ÷ aⁿ = aᵐ⁻ⁿ) works because common factors cancel. A Kericho tea farmer calculating how many irrigation cycles fit into a water reserve subtracts one index from another and has the answer.</w:t>
-            </w:r>
-          </w:p>
-          <w:p>
-            <w:pPr>
-              <w:spacing w:after="40" w:before="0"/>
-              <w:jc w:val="left"/>
-            </w:pPr>
-            <w:r>
-              <w:rPr>
-                <w:rFonts w:ascii="Arial" w:cs="Arial" w:eastAsia="Arial" w:hAnsi="Arial"/>
-                <w:b w:val="false"/>
-                <w:bCs w:val="false"/>
-                <w:i w:val="false"/>
-                <w:iCs w:val="false"/>
-                <w:color w:val="000000"/>
-                <w:sz w:val="18"/>
-                <w:szCs w:val="18"/>
-              </w:rPr>
-              <w:t xml:space="preserve"/>
-            </w:r>
-          </w:p>
-          <w:p>
-            <w:pPr>
-              <w:spacing w:after="30" w:before="0"/>
-              <w:ind w:left="360" w:hanging="180"/>
-              <w:jc w:val="left"/>
-            </w:pPr>
-            <w:r>
-              <w:rPr>
-                <w:rFonts w:ascii="Arial" w:cs="Arial" w:eastAsia="Arial" w:hAnsi="Arial"/>
-                <w:b w:val="false"/>
-                <w:bCs w:val="false"/>
-                <w:i w:val="false"/>
-                <w:iCs w:val="false"/>
-                <w:color w:val="000000"/>
-                <w:sz w:val="18"/>
-                <w:szCs w:val="18"/>
-              </w:rPr>
-              <w:t xml:space="preserve">–  The Zero Index (a⁰ = 1) is not a strange exception — it is forced by the division law itself, because any non-zero number divided by itself must equal 1.</w:t>
-            </w:r>
-          </w:p>
-          <w:p>
-            <w:pPr>
-              <w:spacing w:after="40" w:before="0"/>
-              <w:jc w:val="left"/>
-            </w:pPr>
-            <w:r>
-              <w:rPr>
-                <w:rFonts w:ascii="Arial" w:cs="Arial" w:eastAsia="Arial" w:hAnsi="Arial"/>
-                <w:b w:val="false"/>
-                <w:bCs w:val="false"/>
-                <w:i w:val="false"/>
-                <w:iCs w:val="false"/>
-                <w:color w:val="000000"/>
-                <w:sz w:val="18"/>
-                <w:szCs w:val="18"/>
-              </w:rPr>
-              <w:t xml:space="preserve"/>
-            </w:r>
-          </w:p>
-          <w:p>
-            <w:pPr>
-              <w:spacing w:after="30" w:before="0"/>
-              <w:ind w:left="360" w:hanging="180"/>
-              <w:jc w:val="left"/>
-            </w:pPr>
-            <w:r>
-              <w:rPr>
-                <w:rFonts w:ascii="Arial" w:cs="Arial" w:eastAsia="Arial" w:hAnsi="Arial"/>
-                <w:b w:val="false"/>
-                <w:bCs w:val="false"/>
-                <w:i w:val="false"/>
-                <w:iCs w:val="false"/>
-                <w:color w:val="000000"/>
-                <w:sz w:val="18"/>
-                <w:szCs w:val="18"/>
-              </w:rPr>
-              <w:t xml:space="preserve">–  The Negative Index (a⁻ⁿ = 1/aⁿ) extends the same logic to cases where the denominator has more factors, turning the expression into a reciprocal — essential for expressing tiny concentrations in chemistry or microbiology.</w:t>
-            </w:r>
-          </w:p>
-          <w:p>
-            <w:pPr>
-              <w:spacing w:after="40" w:before="0"/>
-              <w:jc w:val="left"/>
-            </w:pPr>
-            <w:r>
-              <w:rPr>
-                <w:rFonts w:ascii="Arial" w:cs="Arial" w:eastAsia="Arial" w:hAnsi="Arial"/>
-                <w:b w:val="false"/>
-                <w:bCs w:val="false"/>
-                <w:i w:val="false"/>
-                <w:iCs w:val="false"/>
-                <w:color w:val="000000"/>
-                <w:sz w:val="18"/>
-                <w:szCs w:val="18"/>
-              </w:rPr>
-              <w:t xml:space="preserve"/>
-            </w:r>
-          </w:p>
-          <w:p>
-            <w:pPr>
-              <w:spacing w:after="30" w:before="0"/>
-              <w:ind w:left="360" w:hanging="180"/>
-              <w:jc w:val="left"/>
-            </w:pPr>
-            <w:r>
-              <w:rPr>
-                <w:rFonts w:ascii="Arial" w:cs="Arial" w:eastAsia="Arial" w:hAnsi="Arial"/>
-                <w:b w:val="false"/>
-                <w:bCs w:val="false"/>
-                <w:i w:val="false"/>
-                <w:iCs w:val="false"/>
-                <w:color w:val="000000"/>
-                <w:sz w:val="18"/>
-                <w:szCs w:val="18"/>
-              </w:rPr>
-              <w:t xml:space="preserve">–  The Fractional Index (a^(1/n) = ⁿ√a) connects powers to roots through the power-of-a-power law, allowing a Nakuru farmer to calculate the dimensions of a field from its area in a single step.</w:t>
-            </w:r>
-          </w:p>
-          <w:p>
-            <w:pPr>
-              <w:spacing w:after="40" w:before="0"/>
-              <w:jc w:val="left"/>
-            </w:pPr>
-            <w:r>
-              <w:rPr>
-                <w:rFonts w:ascii="Arial" w:cs="Arial" w:eastAsia="Arial" w:hAnsi="Arial"/>
-                <w:b w:val="false"/>
-                <w:bCs w:val="false"/>
-                <w:i w:val="false"/>
-                <w:iCs w:val="false"/>
-                <w:color w:val="000000"/>
-                <w:sz w:val="18"/>
-                <w:szCs w:val="18"/>
-              </w:rPr>
-              <w:t xml:space="preserve"/>
-            </w:r>
-          </w:p>
-          <w:p>
-            <w:pPr>
-              <w:spacing w:after="40" w:before="0"/>
-              <w:jc w:val="left"/>
-            </w:pPr>
-            <w:r>
-              <w:rPr>
-                <w:rFonts w:ascii="Arial" w:cs="Arial" w:eastAsia="Arial" w:hAnsi="Arial"/>
-                <w:b w:val="false"/>
-                <w:bCs w:val="false"/>
-                <w:i w:val="false"/>
-                <w:iCs w:val="false"/>
-                <w:color w:val="000000"/>
-                <w:sz w:val="18"/>
-                <w:szCs w:val="18"/>
-              </w:rPr>
-              <w:t xml:space="preserve">Without index notation, every one of these calculations would require writing out chains of tens, hundreds, or thousands of multiplied factors. Errors would multiply as fast as bacteria. Comparisons across very large and very small quantities — the kind a government planner makes when comparing population density in Nairobi versus a rural Turkana county — would become almost impossible to perform reliably.</w:t>
-            </w:r>
-          </w:p>
-          <w:p>
-            <w:pPr>
-              <w:spacing w:after="40" w:before="0"/>
-              <w:jc w:val="left"/>
-            </w:pPr>
-            <w:r>
-              <w:rPr>
-                <w:rFonts w:ascii="Arial" w:cs="Arial" w:eastAsia="Arial" w:hAnsi="Arial"/>
-                <w:b w:val="false"/>
-                <w:bCs w:val="false"/>
-                <w:i w:val="false"/>
-                <w:iCs w:val="false"/>
-                <w:color w:val="000000"/>
-                <w:sz w:val="18"/>
-                <w:szCs w:val="18"/>
-              </w:rPr>
-              <w:t xml:space="preserve"/>
-            </w:r>
-          </w:p>
-          <w:p>
-            <w:pPr>
-              <w:spacing w:after="40" w:before="0"/>
-              <w:jc w:val="left"/>
-            </w:pPr>
-            <w:r>
-              <w:rPr>
-                <w:rFonts w:ascii="Arial" w:cs="Arial" w:eastAsia="Arial" w:hAnsi="Arial"/>
-                <w:b w:val="false"/>
-                <w:bCs w:val="false"/>
-                <w:i w:val="false"/>
-                <w:iCs w:val="false"/>
-                <w:color w:val="000000"/>
-                <w:sz w:val="18"/>
-                <w:szCs w:val="18"/>
-              </w:rPr>
-              <w:t xml:space="preserve">In short: the small superscript number is powerful precisely because it encodes the structure of repeated multiplication, and that structure obeys consistent, provable rules. Those rules do not have to be memorised as arbitrary facts — they can be derived from first principles, as you have done throughout this unit. That is what makes indices not just a shorthand, but a genuinely mathematical tool.</w:t>
+                <w:i/>
+                <w:iCs/>
+                <w:color w:val="808080"/>
+                <w:sz w:val="18"/>
+                <w:szCs w:val="18"/>
+              </w:rPr>
+              <w:t xml:space="preserve">Write your answer here:</w:t>
             </w:r>
           </w:p>
         </w:tc>
@@ -2773,7 +1299,7 @@
                 <w:sz w:val="18"/>
                 <w:szCs w:val="18"/>
               </w:rPr>
-              <w:t xml:space="preserve">Understanding of Index Notation and Its Purpose</w:t>
+              <w:t xml:space="preserve">Meaning of index notation</w:t>
             </w:r>
           </w:p>
         </w:tc>
@@ -2805,7 +1331,7 @@
                 <w:sz w:val="18"/>
                 <w:szCs w:val="18"/>
               </w:rPr>
-              <w:t xml:space="preserve">Clearly explains that aⁿ means repeated multiplication of base a exactly n times. Gives a compelling, accurate reason why index notation is needed, directly referencing the Kenya Census or another large/small quantity. Explanation is fully in the student's own words.</w:t>
+              <w:t xml:space="preserve">Correctly names base and index, expands powers as repeated multiplication with correct values, and clearly explains why Card B is more compact and less error-prone than Card A.</w:t>
             </w:r>
           </w:p>
         </w:tc>
@@ -2837,7 +1363,7 @@
                 <w:sz w:val="18"/>
                 <w:szCs w:val="18"/>
               </w:rPr>
-              <w:t xml:space="preserve">Correctly defines aⁿ and explains the purpose of index notation with a relevant example. Minor gaps in depth or clarity but the core understanding is evident.</w:t>
+              <w:t xml:space="preserve">Names base and index and expands correctly, with only a brief or partial explanation of why index form is compact.</w:t>
             </w:r>
           </w:p>
         </w:tc>
@@ -2869,7 +1395,7 @@
                 <w:sz w:val="18"/>
                 <w:szCs w:val="18"/>
               </w:rPr>
-              <w:t xml:space="preserve">Shows partial understanding — may define the base or index correctly but not both, or gives a purpose without connecting it to a specific quantity. Example may be missing or incorrect.</w:t>
+              <w:t xml:space="preserve">Confuses base and index, or expands incorrectly, or gives no explanation of the compact form.</w:t>
             </w:r>
           </w:p>
         </w:tc>
@@ -2903,7 +1429,7 @@
                 <w:sz w:val="18"/>
                 <w:szCs w:val="18"/>
               </w:rPr>
-              <w:t xml:space="preserve">Correct Application and Derivation of the Laws of Indices</w:t>
+              <w:t xml:space="preserve">Applying the four laws accurately</w:t>
             </w:r>
           </w:p>
         </w:tc>
@@ -2935,7 +1461,7 @@
                 <w:sz w:val="18"/>
                 <w:szCs w:val="18"/>
               </w:rPr>
-              <w:t xml:space="preserve">States at least four laws (multiplication, division, power of a power, zero index, and/or negative/fractional index) correctly. For each, provides a clear mathematical derivation using expansion of repeated multiplication — not just a statement of the rule. All calculations are accurate.</w:t>
+              <w:t xml:space="preserve">Applies the product, quotient, zero-index and power-of-a-power laws correctly in every part, including the multi-step problems, with the right order of steps and correct final values.</w:t>
             </w:r>
           </w:p>
         </w:tc>
@@ -2967,7 +1493,7 @@
                 <w:sz w:val="18"/>
                 <w:szCs w:val="18"/>
               </w:rPr>
-              <w:t xml:space="preserve">States and correctly applies at least three laws. At least two include a derivation or explanation of why the law works. Calculations are mostly accurate with at most one minor arithmetic error.</w:t>
+              <w:t xml:space="preserve">Applies most laws correctly with minor slips in the multi-step problems or in evaluating.</w:t>
             </w:r>
           </w:p>
         </w:tc>
@@ -2999,7 +1525,7 @@
                 <w:sz w:val="18"/>
                 <w:szCs w:val="18"/>
               </w:rPr>
-              <w:t xml:space="preserve">States at least two laws but applies them with errors, or states them correctly without any explanation of why they hold. Derivations are absent or incomplete.</w:t>
+              <w:t xml:space="preserve">Applies laws incorrectly, for example multiplying indices in the product law, or cannot combine laws in a sequence.</w:t>
             </w:r>
           </w:p>
         </w:tc>
@@ -3033,7 +1559,7 @@
                 <w:sz w:val="18"/>
                 <w:szCs w:val="18"/>
               </w:rPr>
-              <w:t xml:space="preserve">Use of Real-Life Kenyan Contexts</w:t>
+              <w:t xml:space="preserve">Reasoning from repeated multiplication</w:t>
             </w:r>
           </w:p>
         </w:tc>
@@ -3065,7 +1591,7 @@
                 <w:sz w:val="18"/>
                 <w:szCs w:val="18"/>
               </w:rPr>
-              <w:t xml:space="preserve">Includes at least three distinct, accurate real-life examples drawn from Kenyan contexts (e.g., census data, KEMRI research, tea farming in Kericho, Nakuru land measurement, CBK budget figures). Each example is directly linked to a specific law or concept rather than mentioned superficially.</w:t>
+              <w:t xml:space="preserve">Justifies each law by expanding and counting or cancelling factors, and explains why a⁰ = 1 using both the quotient law and arithmetic.</w:t>
             </w:r>
           </w:p>
         </w:tc>
@@ -3097,7 +1623,7 @@
                 <w:sz w:val="18"/>
                 <w:szCs w:val="18"/>
               </w:rPr>
-              <w:t xml:space="preserve">Includes at least two Kenyan real-life examples that are accurately linked to index concepts. Examples are relevant but may lack depth of connection to the specific law being illustrated.</w:t>
+              <w:t xml:space="preserve">Justifies some laws by expansion but states others without a reason.</w:t>
             </w:r>
           </w:p>
         </w:tc>
@@ -3129,7 +1655,7 @@
                 <w:sz w:val="18"/>
                 <w:szCs w:val="18"/>
               </w:rPr>
-              <w:t xml:space="preserve">Includes one or fewer real-life examples, or examples are present but not accurately connected to a specific index law or concept.</w:t>
+              <w:t xml:space="preserve">States the laws as rules to memorise with no justification, or believes a⁰ = 0.</w:t>
             </w:r>
           </w:p>
         </w:tc>
@@ -3163,7 +1689,7 @@
                 <w:sz w:val="18"/>
                 <w:szCs w:val="18"/>
               </w:rPr>
-              <w:t xml:space="preserve">Logical Explanation of the Zero and Negative Index</w:t>
+              <w:t xml:space="preserve">Communication and Kenyan context</w:t>
             </w:r>
           </w:p>
         </w:tc>
@@ -3195,7 +1721,7 @@
                 <w:sz w:val="18"/>
                 <w:szCs w:val="18"/>
               </w:rPr>
-              <w:t xml:space="preserve">Proves a⁰ = 1 using the division law (showing aⁿ ÷ aⁿ = a⁰ AND = 1, therefore a⁰ = 1). Explains a⁻ⁿ = 1/aⁿ by expanding a division where the denominator has more factors. Both explanations are logically sequenced and free from circular reasoning.</w:t>
+              <w:t xml:space="preserve">Writes clearly, shows each line of working, names the law used at each step, and links the ideas accurately to the Census figure and at least one other Kenyan application.</w:t>
             </w:r>
           </w:p>
         </w:tc>
@@ -3227,7 +1753,7 @@
                 <w:sz w:val="18"/>
                 <w:szCs w:val="18"/>
               </w:rPr>
-              <w:t xml:space="preserve">Correctly states and illustrates a⁰ = 1 and a⁻ⁿ = 1/aⁿ with a numerical example. The logical link to the division law is present but may not be fully articulated as a formal derivation.</w:t>
+              <w:t xml:space="preserve">Working is mostly clear and the laws are named, with a general or partly developed Kenyan link.</w:t>
             </w:r>
           </w:p>
         </w:tc>
@@ -3259,137 +1785,7 @@
                 <w:sz w:val="18"/>
                 <w:szCs w:val="18"/>
               </w:rPr>
-              <w:t xml:space="preserve">States that a⁰ = 1 or a⁻ⁿ = 1/aⁿ without explanation, or provides an incorrect or circular justification. Numerical examples may be missing or inaccurate.</w:t>
-            </w:r>
-          </w:p>
-        </w:tc>
-      </w:tr>
-      <w:tr>
-        <w:tc>
-          <w:tcPr>
-            <w:tcW w:type="dxa" w:w="3000"/>
-            <w:shd w:fill="D5E8F0" w:color="auto" w:val="clear"/>
-            <w:tcMar>
-              <w:top w:type="dxa" w:w="60"/>
-              <w:left w:type="dxa" w:w="120"/>
-              <w:bottom w:type="dxa" w:w="60"/>
-              <w:right w:type="dxa" w:w="120"/>
-            </w:tcMar>
-            <w:vAlign w:val="top"/>
-          </w:tcPr>
-          <w:p>
-            <w:pPr>
-              <w:spacing w:after="40" w:before="0"/>
-              <w:jc w:val="left"/>
-            </w:pPr>
-            <w:r>
-              <w:rPr>
-                <w:rFonts w:ascii="Arial" w:cs="Arial" w:eastAsia="Arial" w:hAnsi="Arial"/>
-                <w:b w:val="false"/>
-                <w:bCs w:val="false"/>
-                <w:i w:val="false"/>
-                <w:iCs w:val="false"/>
-                <w:color w:val="000000"/>
-                <w:sz w:val="18"/>
-                <w:szCs w:val="18"/>
-              </w:rPr>
-              <w:t xml:space="preserve">Quality and Completeness of the Final Driving Question Answer</w:t>
-            </w:r>
-          </w:p>
-        </w:tc>
-        <w:tc>
-          <w:tcPr>
-            <w:tcW w:type="dxa" w:w="3560"/>
-            <w:shd w:fill="FFFFFF" w:color="auto" w:val="clear"/>
-            <w:tcMar>
-              <w:top w:type="dxa" w:w="60"/>
-              <w:left w:type="dxa" w:w="120"/>
-              <w:bottom w:type="dxa" w:w="60"/>
-              <w:right w:type="dxa" w:w="120"/>
-            </w:tcMar>
-            <w:vAlign w:val="top"/>
-          </w:tcPr>
-          <w:p>
-            <w:pPr>
-              <w:spacing w:after="40" w:before="0"/>
-              <w:jc w:val="left"/>
-            </w:pPr>
-            <w:r>
-              <w:rPr>
-                <w:rFonts w:ascii="Arial" w:cs="Arial" w:eastAsia="Arial" w:hAnsi="Arial"/>
-                <w:b w:val="false"/>
-                <w:bCs w:val="false"/>
-                <w:i w:val="false"/>
-                <w:iCs w:val="false"/>
-                <w:color w:val="000000"/>
-                <w:sz w:val="18"/>
-                <w:szCs w:val="18"/>
-              </w:rPr>
-              <w:t xml:space="preserve">The final answer directly addresses all four required elements: purpose of index notation, at least three laws with reasoning, at least two Kenyan contexts, and a thoughtful reflection on what would be lost without index notation. Writing is coherent, mathematically precise, and demonstrates genuine understanding rather than memorisation.</w:t>
-            </w:r>
-          </w:p>
-        </w:tc>
-        <w:tc>
-          <w:tcPr>
-            <w:tcW w:type="dxa" w:w="3560"/>
-            <w:shd w:fill="F2F2F2" w:color="auto" w:val="clear"/>
-            <w:tcMar>
-              <w:top w:type="dxa" w:w="60"/>
-              <w:left w:type="dxa" w:w="120"/>
-              <w:bottom w:type="dxa" w:w="60"/>
-              <w:right w:type="dxa" w:w="120"/>
-            </w:tcMar>
-            <w:vAlign w:val="top"/>
-          </w:tcPr>
-          <w:p>
-            <w:pPr>
-              <w:spacing w:after="40" w:before="0"/>
-              <w:jc w:val="left"/>
-            </w:pPr>
-            <w:r>
-              <w:rPr>
-                <w:rFonts w:ascii="Arial" w:cs="Arial" w:eastAsia="Arial" w:hAnsi="Arial"/>
-                <w:b w:val="false"/>
-                <w:bCs w:val="false"/>
-                <w:i w:val="false"/>
-                <w:iCs w:val="false"/>
-                <w:color w:val="000000"/>
-                <w:sz w:val="18"/>
-                <w:szCs w:val="18"/>
-              </w:rPr>
-              <w:t xml:space="preserve">The final answer addresses at least three of the four required elements. The response is clear and mostly complete; reflection on the absence of index notation is present but may be brief or general.</w:t>
-            </w:r>
-          </w:p>
-        </w:tc>
-        <w:tc>
-          <w:tcPr>
-            <w:tcW w:type="dxa" w:w="3560"/>
-            <w:shd w:fill="FFFFFF" w:color="auto" w:val="clear"/>
-            <w:tcMar>
-              <w:top w:type="dxa" w:w="60"/>
-              <w:left w:type="dxa" w:w="120"/>
-              <w:bottom w:type="dxa" w:w="60"/>
-              <w:right w:type="dxa" w:w="120"/>
-            </w:tcMar>
-            <w:vAlign w:val="top"/>
-          </w:tcPr>
-          <w:p>
-            <w:pPr>
-              <w:spacing w:after="40" w:before="0"/>
-              <w:jc w:val="left"/>
-            </w:pPr>
-            <w:r>
-              <w:rPr>
-                <w:rFonts w:ascii="Arial" w:cs="Arial" w:eastAsia="Arial" w:hAnsi="Arial"/>
-                <w:b w:val="false"/>
-                <w:bCs w:val="false"/>
-                <w:i w:val="false"/>
-                <w:iCs w:val="false"/>
-                <w:color w:val="000000"/>
-                <w:sz w:val="18"/>
-                <w:szCs w:val="18"/>
-              </w:rPr>
-              <w:t xml:space="preserve">The final answer addresses fewer than three required elements, or includes significant mathematical errors. The response reads as a list of recalled facts rather than a connected explanation.</w:t>
+              <w:t xml:space="preserve">Working is missing or hard to follow, laws are not named, and there is no relevant Kenyan link.</w:t>
             </w:r>
           </w:p>
         </w:tc>
@@ -3513,7 +1909,7 @@
         </w:rPr>
         <w:t xml:space="preserve">© 2026 SeaVuria and ARES. This work is licensed under a </w:t>
       </w:r>
-      <w:hyperlink w:history="1" r:id="rIdvj_m4m4ch-a_29n98abgr">
+      <w:hyperlink w:history="1" r:id="rId54-_a2rqruaokzrlyy8jf">
         <w:r>
           <w:rPr>
             <w:rFonts w:ascii="Arial" w:cs="Arial" w:eastAsia="Arial" w:hAnsi="Arial"/>
@@ -3533,7 +1929,7 @@
         </w:rPr>
         <w:t xml:space="preserve"> (</w:t>
       </w:r>
-      <w:hyperlink w:history="1" r:id="rIdns1ql9tbal82pemji7tsb">
+      <w:hyperlink w:history="1" r:id="rIdgqyah4hoiuncfztnxedtj">
         <w:r>
           <w:rPr>
             <w:rFonts w:ascii="Arial" w:cs="Arial" w:eastAsia="Arial" w:hAnsi="Arial"/>
@@ -3553,7 +1949,7 @@
         </w:rPr>
         <w:t xml:space="preserve">). To view a copy of this license, visit </w:t>
       </w:r>
-      <w:hyperlink w:history="1" r:id="rIdrnzkaz95qkfdkj_p78waa">
+      <w:hyperlink w:history="1" r:id="rIdmbl7fbaq6sosfst8lc4n0">
         <w:r>
           <w:rPr>
             <w:rFonts w:ascii="Arial" w:cs="Arial" w:eastAsia="Arial" w:hAnsi="Arial"/>

--- a/data/outputs/v2/Essential_Mathematics/SS1.2_Indices/Essential_Mathematics_Indices_FinalExplanation.docx
+++ b/data/outputs/v2/Essential_Mathematics/SS1.2_Indices/Essential_Mathematics_Indices_FinalExplanation.docx
@@ -1909,7 +1909,7 @@
         </w:rPr>
         <w:t xml:space="preserve">© 2026 SeaVuria and ARES. This work is licensed under a </w:t>
       </w:r>
-      <w:hyperlink w:history="1" r:id="rId54-_a2rqruaokzrlyy8jf">
+      <w:hyperlink w:history="1" r:id="rIdfpebix8zbo-c5quphibrd">
         <w:r>
           <w:rPr>
             <w:rFonts w:ascii="Arial" w:cs="Arial" w:eastAsia="Arial" w:hAnsi="Arial"/>
@@ -1929,7 +1929,7 @@
         </w:rPr>
         <w:t xml:space="preserve"> (</w:t>
       </w:r>
-      <w:hyperlink w:history="1" r:id="rIdgqyah4hoiuncfztnxedtj">
+      <w:hyperlink w:history="1" r:id="rIddq-uyelolbf6nwp1_xy_k">
         <w:r>
           <w:rPr>
             <w:rFonts w:ascii="Arial" w:cs="Arial" w:eastAsia="Arial" w:hAnsi="Arial"/>
@@ -1949,7 +1949,7 @@
         </w:rPr>
         <w:t xml:space="preserve">). To view a copy of this license, visit </w:t>
       </w:r>
-      <w:hyperlink w:history="1" r:id="rIdmbl7fbaq6sosfst8lc4n0">
+      <w:hyperlink w:history="1" r:id="rIdamoj4ajpu56ljuofdl60z">
         <w:r>
           <w:rPr>
             <w:rFonts w:ascii="Arial" w:cs="Arial" w:eastAsia="Arial" w:hAnsi="Arial"/>

--- a/data/outputs/v2/Essential_Mathematics/SS1.2_Indices/Essential_Mathematics_Indices_FinalExplanation.docx
+++ b/data/outputs/v2/Essential_Mathematics/SS1.2_Indices/Essential_Mathematics_Indices_FinalExplanation.docx
@@ -1909,7 +1909,7 @@
         </w:rPr>
         <w:t xml:space="preserve">© 2026 SeaVuria and ARES. This work is licensed under a </w:t>
       </w:r>
-      <w:hyperlink w:history="1" r:id="rIdfpebix8zbo-c5quphibrd">
+      <w:hyperlink w:history="1" r:id="rIdi0xlubpdcex2mubpos9ah">
         <w:r>
           <w:rPr>
             <w:rFonts w:ascii="Arial" w:cs="Arial" w:eastAsia="Arial" w:hAnsi="Arial"/>
@@ -1929,7 +1929,7 @@
         </w:rPr>
         <w:t xml:space="preserve"> (</w:t>
       </w:r>
-      <w:hyperlink w:history="1" r:id="rIddq-uyelolbf6nwp1_xy_k">
+      <w:hyperlink w:history="1" r:id="rId6urgnjxqzahuuavxblmbq">
         <w:r>
           <w:rPr>
             <w:rFonts w:ascii="Arial" w:cs="Arial" w:eastAsia="Arial" w:hAnsi="Arial"/>
@@ -1949,7 +1949,7 @@
         </w:rPr>
         <w:t xml:space="preserve">). To view a copy of this license, visit </w:t>
       </w:r>
-      <w:hyperlink w:history="1" r:id="rIdamoj4ajpu56ljuofdl60z">
+      <w:hyperlink w:history="1" r:id="rIdkvhj7dh966rvq4yfcoodj">
         <w:r>
           <w:rPr>
             <w:rFonts w:ascii="Arial" w:cs="Arial" w:eastAsia="Arial" w:hAnsi="Arial"/>

--- a/data/outputs/v2/Essential_Mathematics/SS1.2_Indices/Essential_Mathematics_Indices_FinalExplanation.docx
+++ b/data/outputs/v2/Essential_Mathematics/SS1.2_Indices/Essential_Mathematics_Indices_FinalExplanation.docx
@@ -905,7 +905,7 @@
                 <w:sz w:val="18"/>
                 <w:szCs w:val="18"/>
               </w:rPr>
-              <w:t xml:space="preserve">(a) Expand (2³)² fully, count the factors of 2, and write the result as a single power. State the law for (aᵐ)ⁿ. (b) A smartphone stores about 1 GB ≈ 2³⁰ bytes, and 1 TB = (2¹⁰)³. Use your law to write 1 TB as a single power of 2. (c) Simplify (3² × 3⁵) ÷ 3⁴ and evaluate your answer. List the law you use at each step. (d) Simplify ((2³)² × 2⁴) ÷ 2⁶ and evaluate your answer. Explain why you must deal with the bracket first.</w:t>
+              <w:t xml:space="preserve">(a) Expand (2³)² fully, count the factors of 2, and write the result as a single power. State the law for (aᵐ)ⁿ. (b) In computer memory, 1 GB = (2¹⁰)³ bytes and 1 TB = (2¹⁰)⁴ bytes. Use your law to write 1 TB as a single power of 2. (c) Simplify (3² × 3⁵) ÷ 3⁴ and evaluate your answer. List the law you use at each step. (d) Simplify ((2³)² × 2⁴) ÷ 2⁶ and evaluate your answer. Explain why you must deal with the bracket first.</w:t>
             </w:r>
           </w:p>
         </w:tc>
@@ -1909,7 +1909,7 @@
         </w:rPr>
         <w:t xml:space="preserve">© 2026 SeaVuria and ARES. This work is licensed under a </w:t>
       </w:r>
-      <w:hyperlink w:history="1" r:id="rIdi0xlubpdcex2mubpos9ah">
+      <w:hyperlink w:history="1" r:id="rIdawlf3u4pkvmmxonah4ogq">
         <w:r>
           <w:rPr>
             <w:rFonts w:ascii="Arial" w:cs="Arial" w:eastAsia="Arial" w:hAnsi="Arial"/>
@@ -1929,7 +1929,7 @@
         </w:rPr>
         <w:t xml:space="preserve"> (</w:t>
       </w:r>
-      <w:hyperlink w:history="1" r:id="rId6urgnjxqzahuuavxblmbq">
+      <w:hyperlink w:history="1" r:id="rIdmpaybkzyptveb8gmo_qht">
         <w:r>
           <w:rPr>
             <w:rFonts w:ascii="Arial" w:cs="Arial" w:eastAsia="Arial" w:hAnsi="Arial"/>
@@ -1949,7 +1949,7 @@
         </w:rPr>
         <w:t xml:space="preserve">). To view a copy of this license, visit </w:t>
       </w:r>
-      <w:hyperlink w:history="1" r:id="rIdkvhj7dh966rvq4yfcoodj">
+      <w:hyperlink w:history="1" r:id="rIdcvwu8bs9fgo_phlba7byj">
         <w:r>
           <w:rPr>
             <w:rFonts w:ascii="Arial" w:cs="Arial" w:eastAsia="Arial" w:hAnsi="Arial"/>

--- a/data/outputs/v2/Essential_Mathematics/SS1.2_Indices/Essential_Mathematics_Indices_FinalExplanation.docx
+++ b/data/outputs/v2/Essential_Mathematics/SS1.2_Indices/Essential_Mathematics_Indices_FinalExplanation.docx
@@ -1909,7 +1909,7 @@
         </w:rPr>
         <w:t xml:space="preserve">© 2026 SeaVuria and ARES. This work is licensed under a </w:t>
       </w:r>
-      <w:hyperlink w:history="1" r:id="rIdawlf3u4pkvmmxonah4ogq">
+      <w:hyperlink w:history="1" r:id="rIdroszk1obr_dk811xedlw3">
         <w:r>
           <w:rPr>
             <w:rFonts w:ascii="Arial" w:cs="Arial" w:eastAsia="Arial" w:hAnsi="Arial"/>
@@ -1929,7 +1929,7 @@
         </w:rPr>
         <w:t xml:space="preserve"> (</w:t>
       </w:r>
-      <w:hyperlink w:history="1" r:id="rIdmpaybkzyptveb8gmo_qht">
+      <w:hyperlink w:history="1" r:id="rIdc2llspn1ndsd_0qkrv9__">
         <w:r>
           <w:rPr>
             <w:rFonts w:ascii="Arial" w:cs="Arial" w:eastAsia="Arial" w:hAnsi="Arial"/>
@@ -1949,7 +1949,7 @@
         </w:rPr>
         <w:t xml:space="preserve">). To view a copy of this license, visit </w:t>
       </w:r>
-      <w:hyperlink w:history="1" r:id="rIdcvwu8bs9fgo_phlba7byj">
+      <w:hyperlink w:history="1" r:id="rIdy9muy4sstmxwrlt4gsutc">
         <w:r>
           <w:rPr>
             <w:rFonts w:ascii="Arial" w:cs="Arial" w:eastAsia="Arial" w:hAnsi="Arial"/>

--- a/data/outputs/v2/Essential_Mathematics/SS1.2_Indices/Essential_Mathematics_Indices_FinalExplanation.docx
+++ b/data/outputs/v2/Essential_Mathematics/SS1.2_Indices/Essential_Mathematics_Indices_FinalExplanation.docx
@@ -4,6 +4,7 @@
   <w:body>
     <w:p>
       <w:pPr>
+        <w:keepNext w:val="false"/>
         <w:spacing w:after="30" w:before="0"/>
         <w:jc w:val="center"/>
       </w:pPr>
@@ -23,6 +24,7 @@
     </w:p>
     <w:p>
       <w:pPr>
+        <w:keepNext w:val="false"/>
         <w:spacing w:after="60" w:before="0"/>
         <w:jc w:val="center"/>
       </w:pPr>
@@ -81,6 +83,7 @@
           </w:tcPr>
           <w:p>
             <w:pPr>
+              <w:keepNext w:val="false"/>
               <w:spacing w:after="40" w:before="0"/>
               <w:jc w:val="center"/>
             </w:pPr>
@@ -116,6 +119,7 @@
           </w:tcPr>
           <w:p>
             <w:pPr>
+              <w:keepNext w:val="false"/>
               <w:spacing w:after="40" w:before="0"/>
               <w:jc w:val="center"/>
             </w:pPr>
@@ -150,6 +154,7 @@
           </w:tcPr>
           <w:p>
             <w:pPr>
+              <w:keepNext w:val="false"/>
               <w:spacing w:after="40" w:before="0"/>
               <w:jc w:val="left"/>
             </w:pPr>
@@ -182,6 +187,7 @@
           </w:tcPr>
           <w:p>
             <w:pPr>
+              <w:keepNext w:val="false"/>
               <w:spacing w:after="40" w:before="0"/>
               <w:jc w:val="left"/>
             </w:pPr>
@@ -216,6 +222,7 @@
           </w:tcPr>
           <w:p>
             <w:pPr>
+              <w:keepNext w:val="false"/>
               <w:spacing w:after="40" w:before="0"/>
               <w:jc w:val="left"/>
             </w:pPr>
@@ -248,6 +255,7 @@
           </w:tcPr>
           <w:p>
             <w:pPr>
+              <w:keepNext w:val="false"/>
               <w:spacing w:after="40" w:before="0"/>
               <w:jc w:val="left"/>
             </w:pPr>
@@ -282,6 +290,7 @@
           </w:tcPr>
           <w:p>
             <w:pPr>
+              <w:keepNext w:val="false"/>
               <w:spacing w:after="40" w:before="0"/>
               <w:jc w:val="left"/>
             </w:pPr>
@@ -314,6 +323,7 @@
           </w:tcPr>
           <w:p>
             <w:pPr>
+              <w:keepNext w:val="false"/>
               <w:spacing w:after="40" w:before="0"/>
               <w:jc w:val="left"/>
             </w:pPr>
@@ -374,6 +384,7 @@
           </w:tcPr>
           <w:p>
             <w:pPr>
+              <w:keepNext w:val="false"/>
               <w:spacing w:after="40" w:before="0"/>
               <w:jc w:val="center"/>
             </w:pPr>
@@ -408,6 +419,7 @@
           </w:tcPr>
           <w:p>
             <w:pPr>
+              <w:keepNext w:val="false"/>
               <w:spacing w:after="40" w:before="0"/>
               <w:jc w:val="left"/>
             </w:pPr>
@@ -467,6 +479,7 @@
           </w:tcPr>
           <w:p>
             <w:pPr>
+              <w:keepNext/>
               <w:spacing w:after="40" w:before="0"/>
               <w:jc w:val="center"/>
             </w:pPr>
@@ -501,6 +514,7 @@
           </w:tcPr>
           <w:p>
             <w:pPr>
+              <w:keepNext/>
               <w:spacing w:after="40" w:before="0"/>
               <w:jc w:val="left"/>
             </w:pPr>
@@ -538,6 +552,7 @@
           </w:tcPr>
           <w:p>
             <w:pPr>
+              <w:keepNext w:val="false"/>
               <w:spacing w:after="40" w:before="0"/>
               <w:jc w:val="left"/>
             </w:pPr>
@@ -597,6 +612,7 @@
           </w:tcPr>
           <w:p>
             <w:pPr>
+              <w:keepNext/>
               <w:spacing w:after="40" w:before="0"/>
               <w:jc w:val="center"/>
             </w:pPr>
@@ -631,6 +647,7 @@
           </w:tcPr>
           <w:p>
             <w:pPr>
+              <w:keepNext/>
               <w:spacing w:after="40" w:before="0"/>
               <w:jc w:val="left"/>
             </w:pPr>
@@ -668,6 +685,7 @@
           </w:tcPr>
           <w:p>
             <w:pPr>
+              <w:keepNext w:val="false"/>
               <w:spacing w:after="40" w:before="0"/>
               <w:jc w:val="left"/>
             </w:pPr>
@@ -727,6 +745,7 @@
           </w:tcPr>
           <w:p>
             <w:pPr>
+              <w:keepNext/>
               <w:spacing w:after="40" w:before="0"/>
               <w:jc w:val="center"/>
             </w:pPr>
@@ -761,6 +780,7 @@
           </w:tcPr>
           <w:p>
             <w:pPr>
+              <w:keepNext/>
               <w:spacing w:after="40" w:before="0"/>
               <w:jc w:val="left"/>
             </w:pPr>
@@ -798,6 +818,7 @@
           </w:tcPr>
           <w:p>
             <w:pPr>
+              <w:keepNext w:val="false"/>
               <w:spacing w:after="40" w:before="0"/>
               <w:jc w:val="left"/>
             </w:pPr>
@@ -857,6 +878,7 @@
           </w:tcPr>
           <w:p>
             <w:pPr>
+              <w:keepNext/>
               <w:spacing w:after="40" w:before="0"/>
               <w:jc w:val="center"/>
             </w:pPr>
@@ -891,6 +913,7 @@
           </w:tcPr>
           <w:p>
             <w:pPr>
+              <w:keepNext/>
               <w:spacing w:after="40" w:before="0"/>
               <w:jc w:val="left"/>
             </w:pPr>
@@ -928,6 +951,7 @@
           </w:tcPr>
           <w:p>
             <w:pPr>
+              <w:keepNext w:val="false"/>
               <w:spacing w:after="40" w:before="0"/>
               <w:jc w:val="left"/>
             </w:pPr>
@@ -987,6 +1011,7 @@
           </w:tcPr>
           <w:p>
             <w:pPr>
+              <w:keepNext/>
               <w:spacing w:after="40" w:before="0"/>
               <w:jc w:val="center"/>
             </w:pPr>
@@ -1021,6 +1046,7 @@
           </w:tcPr>
           <w:p>
             <w:pPr>
+              <w:keepNext/>
               <w:spacing w:after="40" w:before="0"/>
               <w:jc w:val="left"/>
             </w:pPr>
@@ -1058,6 +1084,7 @@
           </w:tcPr>
           <w:p>
             <w:pPr>
+              <w:keepNext w:val="false"/>
               <w:spacing w:after="40" w:before="0"/>
               <w:jc w:val="left"/>
             </w:pPr>
@@ -1121,6 +1148,7 @@
           </w:tcPr>
           <w:p>
             <w:pPr>
+              <w:keepNext w:val="false"/>
               <w:spacing w:after="40" w:before="0"/>
               <w:jc w:val="center"/>
             </w:pPr>
@@ -1155,6 +1183,7 @@
           </w:tcPr>
           <w:p>
             <w:pPr>
+              <w:keepNext w:val="false"/>
               <w:spacing w:after="40" w:before="0"/>
               <w:jc w:val="left"/>
             </w:pPr>
@@ -1187,6 +1216,7 @@
           </w:tcPr>
           <w:p>
             <w:pPr>
+              <w:keepNext w:val="false"/>
               <w:spacing w:after="40" w:before="0"/>
               <w:jc w:val="left"/>
             </w:pPr>
@@ -1219,6 +1249,7 @@
           </w:tcPr>
           <w:p>
             <w:pPr>
+              <w:keepNext w:val="false"/>
               <w:spacing w:after="40" w:before="0"/>
               <w:jc w:val="left"/>
             </w:pPr>
@@ -1251,6 +1282,7 @@
           </w:tcPr>
           <w:p>
             <w:pPr>
+              <w:keepNext w:val="false"/>
               <w:spacing w:after="40" w:before="0"/>
               <w:jc w:val="left"/>
             </w:pPr>
@@ -1285,6 +1317,7 @@
           </w:tcPr>
           <w:p>
             <w:pPr>
+              <w:keepNext w:val="false"/>
               <w:spacing w:after="40" w:before="0"/>
               <w:jc w:val="left"/>
             </w:pPr>
@@ -1317,6 +1350,7 @@
           </w:tcPr>
           <w:p>
             <w:pPr>
+              <w:keepNext w:val="false"/>
               <w:spacing w:after="40" w:before="0"/>
               <w:jc w:val="left"/>
             </w:pPr>
@@ -1349,6 +1383,7 @@
           </w:tcPr>
           <w:p>
             <w:pPr>
+              <w:keepNext w:val="false"/>
               <w:spacing w:after="40" w:before="0"/>
               <w:jc w:val="left"/>
             </w:pPr>
@@ -1381,6 +1416,7 @@
           </w:tcPr>
           <w:p>
             <w:pPr>
+              <w:keepNext w:val="false"/>
               <w:spacing w:after="40" w:before="0"/>
               <w:jc w:val="left"/>
             </w:pPr>
@@ -1415,6 +1451,7 @@
           </w:tcPr>
           <w:p>
             <w:pPr>
+              <w:keepNext w:val="false"/>
               <w:spacing w:after="40" w:before="0"/>
               <w:jc w:val="left"/>
             </w:pPr>
@@ -1447,6 +1484,7 @@
           </w:tcPr>
           <w:p>
             <w:pPr>
+              <w:keepNext w:val="false"/>
               <w:spacing w:after="40" w:before="0"/>
               <w:jc w:val="left"/>
             </w:pPr>
@@ -1479,6 +1517,7 @@
           </w:tcPr>
           <w:p>
             <w:pPr>
+              <w:keepNext w:val="false"/>
               <w:spacing w:after="40" w:before="0"/>
               <w:jc w:val="left"/>
             </w:pPr>
@@ -1511,6 +1550,7 @@
           </w:tcPr>
           <w:p>
             <w:pPr>
+              <w:keepNext w:val="false"/>
               <w:spacing w:after="40" w:before="0"/>
               <w:jc w:val="left"/>
             </w:pPr>
@@ -1545,6 +1585,7 @@
           </w:tcPr>
           <w:p>
             <w:pPr>
+              <w:keepNext w:val="false"/>
               <w:spacing w:after="40" w:before="0"/>
               <w:jc w:val="left"/>
             </w:pPr>
@@ -1577,6 +1618,7 @@
           </w:tcPr>
           <w:p>
             <w:pPr>
+              <w:keepNext w:val="false"/>
               <w:spacing w:after="40" w:before="0"/>
               <w:jc w:val="left"/>
             </w:pPr>
@@ -1609,6 +1651,7 @@
           </w:tcPr>
           <w:p>
             <w:pPr>
+              <w:keepNext w:val="false"/>
               <w:spacing w:after="40" w:before="0"/>
               <w:jc w:val="left"/>
             </w:pPr>
@@ -1641,6 +1684,7 @@
           </w:tcPr>
           <w:p>
             <w:pPr>
+              <w:keepNext w:val="false"/>
               <w:spacing w:after="40" w:before="0"/>
               <w:jc w:val="left"/>
             </w:pPr>
@@ -1675,6 +1719,7 @@
           </w:tcPr>
           <w:p>
             <w:pPr>
+              <w:keepNext w:val="false"/>
               <w:spacing w:after="40" w:before="0"/>
               <w:jc w:val="left"/>
             </w:pPr>
@@ -1707,6 +1752,7 @@
           </w:tcPr>
           <w:p>
             <w:pPr>
+              <w:keepNext w:val="false"/>
               <w:spacing w:after="40" w:before="0"/>
               <w:jc w:val="left"/>
             </w:pPr>
@@ -1739,6 +1785,7 @@
           </w:tcPr>
           <w:p>
             <w:pPr>
+              <w:keepNext w:val="false"/>
               <w:spacing w:after="40" w:before="0"/>
               <w:jc w:val="left"/>
             </w:pPr>
@@ -1771,6 +1818,7 @@
           </w:tcPr>
           <w:p>
             <w:pPr>
+              <w:keepNext w:val="false"/>
               <w:spacing w:after="40" w:before="0"/>
               <w:jc w:val="left"/>
             </w:pPr>
@@ -1909,7 +1957,7 @@
         </w:rPr>
         <w:t xml:space="preserve">© 2026 SeaVuria and ARES. This work is licensed under a </w:t>
       </w:r>
-      <w:hyperlink w:history="1" r:id="rIdroszk1obr_dk811xedlw3">
+      <w:hyperlink w:history="1" r:id="rIdt-4u2g-o7mtdrkt0bviay">
         <w:r>
           <w:rPr>
             <w:rFonts w:ascii="Arial" w:cs="Arial" w:eastAsia="Arial" w:hAnsi="Arial"/>
@@ -1929,7 +1977,7 @@
         </w:rPr>
         <w:t xml:space="preserve"> (</w:t>
       </w:r>
-      <w:hyperlink w:history="1" r:id="rIdc2llspn1ndsd_0qkrv9__">
+      <w:hyperlink w:history="1" r:id="rIdkkb3dl6cbgrqly0vzeeod">
         <w:r>
           <w:rPr>
             <w:rFonts w:ascii="Arial" w:cs="Arial" w:eastAsia="Arial" w:hAnsi="Arial"/>
@@ -1949,7 +1997,7 @@
         </w:rPr>
         <w:t xml:space="preserve">). To view a copy of this license, visit </w:t>
       </w:r>
-      <w:hyperlink w:history="1" r:id="rIdy9muy4sstmxwrlt4gsutc">
+      <w:hyperlink w:history="1" r:id="rId_mxw5iupngg8lyzych2nk">
         <w:r>
           <w:rPr>
             <w:rFonts w:ascii="Arial" w:cs="Arial" w:eastAsia="Arial" w:hAnsi="Arial"/>

--- a/data/outputs/v2/Essential_Mathematics/SS1.2_Indices/Essential_Mathematics_Indices_FinalExplanation.docx
+++ b/data/outputs/v2/Essential_Mathematics/SS1.2_Indices/Essential_Mathematics_Indices_FinalExplanation.docx
@@ -1957,7 +1957,7 @@
         </w:rPr>
         <w:t xml:space="preserve">© 2026 SeaVuria and ARES. This work is licensed under a </w:t>
       </w:r>
-      <w:hyperlink w:history="1" r:id="rIdt-4u2g-o7mtdrkt0bviay">
+      <w:hyperlink w:history="1" r:id="rId6jrsh-s5nz_wrqyj1tkuo">
         <w:r>
           <w:rPr>
             <w:rFonts w:ascii="Arial" w:cs="Arial" w:eastAsia="Arial" w:hAnsi="Arial"/>
@@ -1977,7 +1977,7 @@
         </w:rPr>
         <w:t xml:space="preserve"> (</w:t>
       </w:r>
-      <w:hyperlink w:history="1" r:id="rIdkkb3dl6cbgrqly0vzeeod">
+      <w:hyperlink w:history="1" r:id="rIdrjg8dgz7ubdy2c3qyzz2d">
         <w:r>
           <w:rPr>
             <w:rFonts w:ascii="Arial" w:cs="Arial" w:eastAsia="Arial" w:hAnsi="Arial"/>
@@ -1997,7 +1997,7 @@
         </w:rPr>
         <w:t xml:space="preserve">). To view a copy of this license, visit </w:t>
       </w:r>
-      <w:hyperlink w:history="1" r:id="rId_mxw5iupngg8lyzych2nk">
+      <w:hyperlink w:history="1" r:id="rId9pb2coxuiqv7gasapq0lo">
         <w:r>
           <w:rPr>
             <w:rFonts w:ascii="Arial" w:cs="Arial" w:eastAsia="Arial" w:hAnsi="Arial"/>
